--- a/Dokumente/pflichtenheft.docx
+++ b/Dokumente/pflichtenheft.docx
@@ -344,22 +344,13 @@
               <w:rPr>
                 <w:rFonts w:cstheme="minorHAnsi"/>
               </w:rPr>
-              <w:t>[</w:t>
+              <w:t>F</w:t>
             </w:r>
             <w:r>
               <w:rPr>
                 <w:rFonts w:cstheme="minorHAnsi"/>
-                <w:b/>
-                <w:bCs/>
-                <w:color w:val="EE0000"/>
-              </w:rPr>
-              <w:t>in Bearbeitung</w:t>
-            </w:r>
-            <w:r>
-              <w:rPr>
-                <w:rFonts w:cstheme="minorHAnsi"/>
-              </w:rPr>
-              <w:t>/fertiggestellt/pausiert/abgebrochen/Prüfung]</w:t>
+              </w:rPr>
+              <w:t>ertiggestellt</w:t>
             </w:r>
           </w:p>
         </w:tc>
@@ -406,13 +397,7 @@
               <w:rPr>
                 <w:rFonts w:cstheme="minorHAnsi"/>
               </w:rPr>
-              <w:t>0.</w:t>
-            </w:r>
-            <w:r>
-              <w:rPr>
-                <w:rFonts w:cstheme="minorHAnsi"/>
-              </w:rPr>
-              <w:t>2</w:t>
+              <w:t>1</w:t>
             </w:r>
           </w:p>
         </w:tc>
@@ -2926,7 +2911,7 @@
                 <w:noProof/>
                 <w:webHidden/>
               </w:rPr>
-              <w:t>8</w:t>
+              <w:t>7</w:t>
             </w:r>
             <w:r>
               <w:rPr>
@@ -3002,7 +2987,7 @@
                 <w:noProof/>
                 <w:webHidden/>
               </w:rPr>
-              <w:t>10</w:t>
+              <w:t>9</w:t>
             </w:r>
             <w:r>
               <w:rPr>
@@ -3634,14 +3619,12 @@
                 <w:lang w:eastAsia="de-DE"/>
               </w:rPr>
             </w:pPr>
-            <w:proofErr w:type="spellStart"/>
             <w:r>
               <w:rPr>
                 <w:rFonts w:cstheme="minorHAnsi"/>
               </w:rPr>
               <w:t>Podman</w:t>
             </w:r>
-            <w:proofErr w:type="spellEnd"/>
           </w:p>
         </w:tc>
         <w:tc>
@@ -4132,16 +4115,9 @@
       </w:pPr>
       <w:bookmarkStart w:id="12" w:name="_Toc225149078"/>
       <w:r>
-        <w:t xml:space="preserve">3.2 Ziele und Nutzen der </w:t>
-      </w:r>
-      <w:proofErr w:type="spellStart"/>
-      <w:proofErr w:type="gramStart"/>
-      <w:r>
-        <w:t>Anwender:innen</w:t>
+        <w:t>3.2 Ziele und Nutzen der Anwender</w:t>
       </w:r>
       <w:bookmarkEnd w:id="12"/>
-      <w:proofErr w:type="spellEnd"/>
-      <w:proofErr w:type="gramEnd"/>
     </w:p>
     <w:p>
       <w:pPr>
@@ -4358,23 +4334,23 @@
           <w:sz w:val="22"/>
           <w:szCs w:val="22"/>
         </w:rPr>
-        <w:t>Umsetzung als CLI-Tool (</w:t>
-      </w:r>
-      <w:r>
-        <w:rPr>
-          <w:rFonts w:asciiTheme="minorHAnsi" w:hAnsiTheme="minorHAnsi" w:cstheme="minorHAnsi"/>
-          <w:sz w:val="22"/>
-          <w:szCs w:val="22"/>
-        </w:rPr>
-        <w:t xml:space="preserve">Im Entwurf: </w:t>
-      </w:r>
-      <w:r>
-        <w:rPr>
-          <w:rFonts w:asciiTheme="minorHAnsi" w:hAnsiTheme="minorHAnsi" w:cstheme="minorHAnsi"/>
-          <w:sz w:val="22"/>
-          <w:szCs w:val="22"/>
-        </w:rPr>
-        <w:t>z. B. Node.js / Python)</w:t>
+        <w:t xml:space="preserve">Umsetzung als CLI-Tool (z. B. </w:t>
+      </w:r>
+      <w:r>
+        <w:rPr>
+          <w:rFonts w:asciiTheme="minorHAnsi" w:hAnsiTheme="minorHAnsi" w:cstheme="minorHAnsi"/>
+          <w:sz w:val="22"/>
+          <w:szCs w:val="22"/>
+        </w:rPr>
+        <w:t xml:space="preserve">mit </w:t>
+      </w:r>
+      <w:r>
+        <w:rPr>
+          <w:rFonts w:asciiTheme="minorHAnsi" w:hAnsiTheme="minorHAnsi" w:cstheme="minorHAnsi"/>
+          <w:sz w:val="22"/>
+          <w:szCs w:val="22"/>
+        </w:rPr>
+        <w:t>Node.js / Python)</w:t>
       </w:r>
     </w:p>
     <w:p>
@@ -4426,25 +4402,7 @@
           <w:sz w:val="22"/>
           <w:szCs w:val="22"/>
         </w:rPr>
-        <w:t xml:space="preserve">globale Installation via </w:t>
-      </w:r>
-      <w:proofErr w:type="spellStart"/>
-      <w:r>
-        <w:rPr>
-          <w:rFonts w:asciiTheme="minorHAnsi" w:hAnsiTheme="minorHAnsi" w:cstheme="minorHAnsi"/>
-          <w:sz w:val="22"/>
-          <w:szCs w:val="22"/>
-        </w:rPr>
-        <w:t>npm</w:t>
-      </w:r>
-      <w:proofErr w:type="spellEnd"/>
-      <w:r>
-        <w:rPr>
-          <w:rFonts w:asciiTheme="minorHAnsi" w:hAnsiTheme="minorHAnsi" w:cstheme="minorHAnsi"/>
-          <w:sz w:val="22"/>
-          <w:szCs w:val="22"/>
-        </w:rPr>
-        <w:t xml:space="preserve"> oder </w:t>
+        <w:t xml:space="preserve">globale Installation via npm oder </w:t>
       </w:r>
       <w:proofErr w:type="spellStart"/>
       <w:r>
@@ -4708,6 +4666,22 @@
           <w:szCs w:val="22"/>
         </w:rPr>
       </w:pPr>
+      <w:r>
+        <w:rPr>
+          <w:rFonts w:asciiTheme="minorHAnsi" w:hAnsiTheme="minorHAnsi" w:cstheme="minorHAnsi"/>
+          <w:sz w:val="22"/>
+          <w:szCs w:val="22"/>
+        </w:rPr>
+        <w:t>Podman</w:t>
+      </w:r>
+      <w:r>
+        <w:rPr>
+          <w:rFonts w:asciiTheme="minorHAnsi" w:hAnsiTheme="minorHAnsi" w:cstheme="minorHAnsi"/>
+          <w:sz w:val="22"/>
+          <w:szCs w:val="22"/>
+        </w:rPr>
+        <w:t>-</w:t>
+      </w:r>
       <w:proofErr w:type="spellStart"/>
       <w:r>
         <w:rPr>
@@ -4715,15 +4689,7 @@
           <w:sz w:val="22"/>
           <w:szCs w:val="22"/>
         </w:rPr>
-        <w:t>Podman</w:t>
-      </w:r>
-      <w:r>
-        <w:rPr>
-          <w:rFonts w:asciiTheme="minorHAnsi" w:hAnsiTheme="minorHAnsi" w:cstheme="minorHAnsi"/>
-          <w:sz w:val="22"/>
-          <w:szCs w:val="22"/>
-        </w:rPr>
-        <w:t>-compose.yml</w:t>
+        <w:t>compose.yml</w:t>
       </w:r>
       <w:proofErr w:type="spellEnd"/>
     </w:p>
@@ -4778,23 +4744,13 @@
         </w:rPr>
         <w:t xml:space="preserve">Z.B. </w:t>
       </w:r>
-      <w:proofErr w:type="spellStart"/>
-      <w:r>
-        <w:rPr>
-          <w:rFonts w:asciiTheme="minorHAnsi" w:hAnsiTheme="minorHAnsi" w:cstheme="minorHAnsi"/>
-          <w:sz w:val="22"/>
-          <w:szCs w:val="22"/>
-        </w:rPr>
-        <w:t>npm</w:t>
-      </w:r>
-      <w:proofErr w:type="spellEnd"/>
-      <w:r>
-        <w:rPr>
-          <w:rFonts w:asciiTheme="minorHAnsi" w:hAnsiTheme="minorHAnsi" w:cstheme="minorHAnsi"/>
-          <w:sz w:val="22"/>
-          <w:szCs w:val="22"/>
-        </w:rPr>
-        <w:t xml:space="preserve"> </w:t>
+      <w:r>
+        <w:rPr>
+          <w:rFonts w:asciiTheme="minorHAnsi" w:hAnsiTheme="minorHAnsi" w:cstheme="minorHAnsi"/>
+          <w:sz w:val="22"/>
+          <w:szCs w:val="22"/>
+        </w:rPr>
+        <w:t xml:space="preserve">npm </w:t>
       </w:r>
       <w:proofErr w:type="spellStart"/>
       <w:r>
@@ -4969,6 +4925,22 @@
           <w:szCs w:val="22"/>
         </w:rPr>
       </w:pPr>
+      <w:r>
+        <w:rPr>
+          <w:rFonts w:asciiTheme="minorHAnsi" w:hAnsiTheme="minorHAnsi" w:cstheme="minorHAnsi"/>
+          <w:sz w:val="22"/>
+          <w:szCs w:val="22"/>
+        </w:rPr>
+        <w:t>Podman</w:t>
+      </w:r>
+      <w:r>
+        <w:rPr>
+          <w:rFonts w:asciiTheme="minorHAnsi" w:hAnsiTheme="minorHAnsi" w:cstheme="minorHAnsi"/>
+          <w:sz w:val="22"/>
+          <w:szCs w:val="22"/>
+        </w:rPr>
+        <w:t>-</w:t>
+      </w:r>
       <w:proofErr w:type="spellStart"/>
       <w:r>
         <w:rPr>
@@ -4976,15 +4948,7 @@
           <w:sz w:val="22"/>
           <w:szCs w:val="22"/>
         </w:rPr>
-        <w:t>Podman</w:t>
-      </w:r>
-      <w:r>
-        <w:rPr>
-          <w:rFonts w:asciiTheme="minorHAnsi" w:hAnsiTheme="minorHAnsi" w:cstheme="minorHAnsi"/>
-          <w:sz w:val="22"/>
-          <w:szCs w:val="22"/>
-        </w:rPr>
-        <w:t>-compose.yml</w:t>
+        <w:t>compose.yml</w:t>
       </w:r>
       <w:proofErr w:type="spellEnd"/>
     </w:p>
@@ -5122,7 +5086,6 @@
           <w:szCs w:val="22"/>
         </w:rPr>
       </w:pPr>
-      <w:proofErr w:type="spellStart"/>
       <w:r>
         <w:rPr>
           <w:rFonts w:asciiTheme="minorHAnsi" w:hAnsiTheme="minorHAnsi" w:cstheme="minorHAnsi"/>
@@ -5137,16 +5100,7 @@
           <w:sz w:val="22"/>
           <w:szCs w:val="22"/>
         </w:rPr>
-        <w:t>-compose</w:t>
-      </w:r>
-      <w:proofErr w:type="spellEnd"/>
-      <w:r>
-        <w:rPr>
-          <w:rFonts w:asciiTheme="minorHAnsi" w:hAnsiTheme="minorHAnsi" w:cstheme="minorHAnsi"/>
-          <w:sz w:val="22"/>
-          <w:szCs w:val="22"/>
-        </w:rPr>
-        <w:t xml:space="preserve"> up</w:t>
+        <w:t>-compose up</w:t>
       </w:r>
     </w:p>
     <w:p>
@@ -5653,7 +5607,6 @@
         </w:rPr>
       </w:pPr>
       <w:bookmarkStart w:id="27" w:name="_Hlk224908588"/>
-      <w:proofErr w:type="spellStart"/>
       <w:r>
         <w:rPr>
           <w:rFonts w:cstheme="minorHAnsi"/>
@@ -5661,7 +5614,6 @@
         <w:t>Podman</w:t>
       </w:r>
       <w:bookmarkEnd w:id="27"/>
-      <w:proofErr w:type="spellEnd"/>
       <w:r>
         <w:rPr>
           <w:rFonts w:cstheme="minorHAnsi"/>
@@ -6211,14 +6163,12 @@
           <w:rFonts w:cstheme="minorHAnsi"/>
         </w:rPr>
       </w:pPr>
-      <w:proofErr w:type="spellStart"/>
       <w:r>
         <w:rPr>
           <w:rFonts w:cstheme="minorHAnsi"/>
         </w:rPr>
         <w:t>Podman</w:t>
       </w:r>
-      <w:proofErr w:type="spellEnd"/>
     </w:p>
     <w:p>
       <w:pPr>
@@ -6344,19 +6294,11 @@
                 <w:lang w:eastAsia="de-DE"/>
               </w:rPr>
             </w:pPr>
-            <w:proofErr w:type="spellStart"/>
             <w:r>
               <w:rPr>
                 <w:rFonts w:cstheme="minorHAnsi"/>
               </w:rPr>
-              <w:t>Podman</w:t>
-            </w:r>
-            <w:proofErr w:type="spellEnd"/>
-            <w:r>
-              <w:rPr>
-                <w:rFonts w:cstheme="minorHAnsi"/>
-              </w:rPr>
-              <w:t xml:space="preserve"> </w:t>
+              <w:t xml:space="preserve">Podman </w:t>
             </w:r>
             <w:r>
               <w:rPr>
@@ -6788,25 +6730,7 @@
           <w:sz w:val="22"/>
           <w:szCs w:val="22"/>
         </w:rPr>
-        <w:t>Startfähigkeit der Umgebung über „</w:t>
-      </w:r>
-      <w:proofErr w:type="spellStart"/>
-      <w:r>
-        <w:rPr>
-          <w:rFonts w:asciiTheme="minorHAnsi" w:hAnsiTheme="minorHAnsi" w:cstheme="minorHAnsi"/>
-          <w:sz w:val="22"/>
-          <w:szCs w:val="22"/>
-        </w:rPr>
-        <w:t>podman-compose</w:t>
-      </w:r>
-      <w:proofErr w:type="spellEnd"/>
-      <w:r>
-        <w:rPr>
-          <w:rFonts w:asciiTheme="minorHAnsi" w:hAnsiTheme="minorHAnsi" w:cstheme="minorHAnsi"/>
-          <w:sz w:val="22"/>
-          <w:szCs w:val="22"/>
-        </w:rPr>
-        <w:t xml:space="preserve"> </w:t>
+        <w:t xml:space="preserve">Startfähigkeit der Umgebung über „podman-compose </w:t>
       </w:r>
       <w:proofErr w:type="spellStart"/>
       <w:r>
@@ -7108,20 +7032,646 @@
     </w:p>
     <w:p>
       <w:pPr>
-        <w:pStyle w:val="p1"/>
-        <w:rPr>
-          <w:rFonts w:asciiTheme="minorHAnsi" w:hAnsiTheme="minorHAnsi" w:cstheme="minorHAnsi"/>
-          <w:sz w:val="22"/>
-          <w:szCs w:val="22"/>
-        </w:rPr>
-      </w:pPr>
-      <w:r>
-        <w:rPr>
-          <w:rFonts w:asciiTheme="minorHAnsi" w:hAnsiTheme="minorHAnsi" w:cstheme="minorHAnsi"/>
-          <w:sz w:val="22"/>
-          <w:szCs w:val="22"/>
+        <w:rPr>
+          <w:lang w:eastAsia="de-DE"/>
+        </w:rPr>
+      </w:pPr>
+      <w:bookmarkStart w:id="40" w:name="_Toc225149100"/>
+      <w:r>
+        <w:rPr>
+          <w:lang w:eastAsia="de-DE"/>
         </w:rPr>
         <w:t>Das Projekt gilt als geliefert, wenn folgende Bestandteile vollständig vorliegen:</w:t>
+      </w:r>
+    </w:p>
+    <w:p>
+      <w:pPr>
+        <w:rPr>
+          <w:lang w:eastAsia="de-DE"/>
+        </w:rPr>
+      </w:pPr>
+      <w:r>
+        <w:rPr>
+          <w:lang w:eastAsia="de-DE"/>
+        </w:rPr>
+        <w:t>1. CLI-Anwendung</w:t>
+      </w:r>
+    </w:p>
+    <w:p>
+      <w:pPr>
+        <w:rPr>
+          <w:lang w:eastAsia="de-DE"/>
+        </w:rPr>
+      </w:pPr>
+      <w:r>
+        <w:rPr>
+          <w:lang w:eastAsia="de-DE"/>
+        </w:rPr>
+        <w:t>•</w:t>
+      </w:r>
+      <w:r>
+        <w:rPr>
+          <w:lang w:eastAsia="de-DE"/>
+        </w:rPr>
+        <w:tab/>
+        <w:t>Lauffähige terminalbasierte Anwendung zur Erstellung containerisierter Entwicklungsumgebungen</w:t>
+      </w:r>
+    </w:p>
+    <w:p>
+      <w:pPr>
+        <w:rPr>
+          <w:lang w:eastAsia="de-DE"/>
+        </w:rPr>
+      </w:pPr>
+      <w:r>
+        <w:rPr>
+          <w:lang w:eastAsia="de-DE"/>
+        </w:rPr>
+        <w:t>•</w:t>
+      </w:r>
+      <w:r>
+        <w:rPr>
+          <w:lang w:eastAsia="de-DE"/>
+        </w:rPr>
+        <w:tab/>
+        <w:t>Interaktive Benutzerführung zur Auswahl von:</w:t>
+      </w:r>
+    </w:p>
+    <w:p>
+      <w:pPr>
+        <w:rPr>
+          <w:lang w:eastAsia="de-DE"/>
+        </w:rPr>
+      </w:pPr>
+      <w:r>
+        <w:rPr>
+          <w:lang w:eastAsia="de-DE"/>
+        </w:rPr>
+        <w:t>o</w:t>
+      </w:r>
+      <w:r>
+        <w:rPr>
+          <w:lang w:eastAsia="de-DE"/>
+        </w:rPr>
+        <w:tab/>
+        <w:t>mindestens 2 Frontend-Technologien</w:t>
+      </w:r>
+    </w:p>
+    <w:p>
+      <w:pPr>
+        <w:rPr>
+          <w:lang w:eastAsia="de-DE"/>
+        </w:rPr>
+      </w:pPr>
+      <w:r>
+        <w:rPr>
+          <w:lang w:eastAsia="de-DE"/>
+        </w:rPr>
+        <w:t>o</w:t>
+      </w:r>
+      <w:r>
+        <w:rPr>
+          <w:lang w:eastAsia="de-DE"/>
+        </w:rPr>
+        <w:tab/>
+        <w:t>mindestens 2 Backend-Technologien</w:t>
+      </w:r>
+    </w:p>
+    <w:p>
+      <w:pPr>
+        <w:rPr>
+          <w:lang w:eastAsia="de-DE"/>
+        </w:rPr>
+      </w:pPr>
+      <w:r>
+        <w:rPr>
+          <w:lang w:eastAsia="de-DE"/>
+        </w:rPr>
+        <w:t>o</w:t>
+      </w:r>
+      <w:r>
+        <w:rPr>
+          <w:lang w:eastAsia="de-DE"/>
+        </w:rPr>
+        <w:tab/>
+        <w:t>mindestens 1 SQL- und 1 NoSQL-Datenbank</w:t>
+      </w:r>
+    </w:p>
+    <w:p>
+      <w:pPr>
+        <w:rPr>
+          <w:lang w:eastAsia="de-DE"/>
+        </w:rPr>
+      </w:pPr>
+    </w:p>
+    <w:p>
+      <w:pPr>
+        <w:rPr>
+          <w:lang w:eastAsia="de-DE"/>
+        </w:rPr>
+      </w:pPr>
+      <w:r>
+        <w:rPr>
+          <w:lang w:eastAsia="de-DE"/>
+        </w:rPr>
+        <w:t>2. Generierte Projektstruktur</w:t>
+      </w:r>
+    </w:p>
+    <w:p>
+      <w:pPr>
+        <w:rPr>
+          <w:lang w:eastAsia="de-DE"/>
+        </w:rPr>
+      </w:pPr>
+      <w:r>
+        <w:rPr>
+          <w:lang w:eastAsia="de-DE"/>
+        </w:rPr>
+        <w:t>•</w:t>
+      </w:r>
+      <w:r>
+        <w:rPr>
+          <w:lang w:eastAsia="de-DE"/>
+        </w:rPr>
+        <w:tab/>
+        <w:t>Automatisch erzeugte, standardisierte Verzeichnisstruktur</w:t>
+      </w:r>
+    </w:p>
+    <w:p>
+      <w:pPr>
+        <w:rPr>
+          <w:lang w:eastAsia="de-DE"/>
+        </w:rPr>
+      </w:pPr>
+      <w:r>
+        <w:rPr>
+          <w:lang w:eastAsia="de-DE"/>
+        </w:rPr>
+        <w:t>•</w:t>
+      </w:r>
+      <w:r>
+        <w:rPr>
+          <w:lang w:eastAsia="de-DE"/>
+        </w:rPr>
+        <w:tab/>
+        <w:t>Separate Komponenten für Frontend, Backend und Datenbank</w:t>
+      </w:r>
+    </w:p>
+    <w:p>
+      <w:pPr>
+        <w:rPr>
+          <w:lang w:eastAsia="de-DE"/>
+        </w:rPr>
+      </w:pPr>
+      <w:r>
+        <w:rPr>
+          <w:lang w:eastAsia="de-DE"/>
+        </w:rPr>
+        <w:t>•</w:t>
+      </w:r>
+      <w:r>
+        <w:rPr>
+          <w:lang w:eastAsia="de-DE"/>
+        </w:rPr>
+        <w:tab/>
+        <w:t>Konsistente und nachvollziehbare Organisation</w:t>
+      </w:r>
+    </w:p>
+    <w:p>
+      <w:pPr>
+        <w:rPr>
+          <w:lang w:eastAsia="de-DE"/>
+        </w:rPr>
+      </w:pPr>
+    </w:p>
+    <w:p>
+      <w:pPr>
+        <w:rPr>
+          <w:lang w:eastAsia="de-DE"/>
+        </w:rPr>
+      </w:pPr>
+      <w:r>
+        <w:rPr>
+          <w:lang w:eastAsia="de-DE"/>
+        </w:rPr>
+        <w:t>3. Initialisierte Projekte</w:t>
+      </w:r>
+    </w:p>
+    <w:p>
+      <w:pPr>
+        <w:rPr>
+          <w:lang w:eastAsia="de-DE"/>
+        </w:rPr>
+      </w:pPr>
+      <w:r>
+        <w:rPr>
+          <w:lang w:eastAsia="de-DE"/>
+        </w:rPr>
+        <w:t>•</w:t>
+      </w:r>
+      <w:r>
+        <w:rPr>
+          <w:lang w:eastAsia="de-DE"/>
+        </w:rPr>
+        <w:tab/>
+        <w:t>Generierte Grundprojekte (</w:t>
+      </w:r>
+      <w:proofErr w:type="spellStart"/>
+      <w:r>
+        <w:rPr>
+          <w:lang w:eastAsia="de-DE"/>
+        </w:rPr>
+        <w:t>Scaffolding</w:t>
+      </w:r>
+      <w:proofErr w:type="spellEnd"/>
+      <w:r>
+        <w:rPr>
+          <w:lang w:eastAsia="de-DE"/>
+        </w:rPr>
+        <w:t>) für alle gewählten Technologien</w:t>
+      </w:r>
+    </w:p>
+    <w:p>
+      <w:pPr>
+        <w:rPr>
+          <w:lang w:eastAsia="de-DE"/>
+        </w:rPr>
+      </w:pPr>
+      <w:r>
+        <w:rPr>
+          <w:lang w:eastAsia="de-DE"/>
+        </w:rPr>
+        <w:t>•</w:t>
+      </w:r>
+      <w:r>
+        <w:rPr>
+          <w:lang w:eastAsia="de-DE"/>
+        </w:rPr>
+        <w:tab/>
+        <w:t>Automatische Installation aller benötigten Abhängigkeiten</w:t>
+      </w:r>
+    </w:p>
+    <w:p>
+      <w:pPr>
+        <w:rPr>
+          <w:lang w:eastAsia="de-DE"/>
+        </w:rPr>
+      </w:pPr>
+      <w:r>
+        <w:rPr>
+          <w:lang w:eastAsia="de-DE"/>
+        </w:rPr>
+        <w:t>•</w:t>
+      </w:r>
+      <w:r>
+        <w:rPr>
+          <w:lang w:eastAsia="de-DE"/>
+        </w:rPr>
+        <w:tab/>
+        <w:t>Startfähige Basisanwendungen</w:t>
+      </w:r>
+    </w:p>
+    <w:p>
+      <w:pPr>
+        <w:rPr>
+          <w:lang w:eastAsia="de-DE"/>
+        </w:rPr>
+      </w:pPr>
+    </w:p>
+    <w:p>
+      <w:pPr>
+        <w:rPr>
+          <w:lang w:eastAsia="de-DE"/>
+        </w:rPr>
+      </w:pPr>
+      <w:r>
+        <w:rPr>
+          <w:lang w:eastAsia="de-DE"/>
+        </w:rPr>
+        <w:t>4. Containerisierung</w:t>
+      </w:r>
+    </w:p>
+    <w:p>
+      <w:pPr>
+        <w:rPr>
+          <w:lang w:eastAsia="de-DE"/>
+        </w:rPr>
+      </w:pPr>
+      <w:r>
+        <w:rPr>
+          <w:lang w:eastAsia="de-DE"/>
+        </w:rPr>
+        <w:lastRenderedPageBreak/>
+        <w:t>•</w:t>
+      </w:r>
+      <w:r>
+        <w:rPr>
+          <w:lang w:eastAsia="de-DE"/>
+        </w:rPr>
+        <w:tab/>
+        <w:t>Erstellung von Containerfiles für alle Services</w:t>
+      </w:r>
+    </w:p>
+    <w:p>
+      <w:pPr>
+        <w:rPr>
+          <w:lang w:eastAsia="de-DE"/>
+        </w:rPr>
+      </w:pPr>
+      <w:r>
+        <w:rPr>
+          <w:lang w:eastAsia="de-DE"/>
+        </w:rPr>
+        <w:t>•</w:t>
+      </w:r>
+      <w:r>
+        <w:rPr>
+          <w:lang w:eastAsia="de-DE"/>
+        </w:rPr>
+        <w:tab/>
+        <w:t xml:space="preserve">Generierung einer </w:t>
+      </w:r>
+      <w:proofErr w:type="spellStart"/>
+      <w:r>
+        <w:rPr>
+          <w:lang w:eastAsia="de-DE"/>
+        </w:rPr>
+        <w:t>podman-compose.yml</w:t>
+      </w:r>
+      <w:proofErr w:type="spellEnd"/>
+    </w:p>
+    <w:p>
+      <w:pPr>
+        <w:rPr>
+          <w:lang w:eastAsia="de-DE"/>
+        </w:rPr>
+      </w:pPr>
+      <w:r>
+        <w:rPr>
+          <w:lang w:eastAsia="de-DE"/>
+        </w:rPr>
+        <w:t>•</w:t>
+      </w:r>
+      <w:r>
+        <w:rPr>
+          <w:lang w:eastAsia="de-DE"/>
+        </w:rPr>
+        <w:tab/>
+        <w:t>Konfiguration der Kommunikation zwischen den Services</w:t>
+      </w:r>
+    </w:p>
+    <w:p>
+      <w:pPr>
+        <w:rPr>
+          <w:lang w:eastAsia="de-DE"/>
+        </w:rPr>
+      </w:pPr>
+    </w:p>
+    <w:p>
+      <w:pPr>
+        <w:rPr>
+          <w:lang w:eastAsia="de-DE"/>
+        </w:rPr>
+      </w:pPr>
+      <w:r>
+        <w:rPr>
+          <w:lang w:eastAsia="de-DE"/>
+        </w:rPr>
+        <w:t>5. Ausführbare Entwicklungsumgebung</w:t>
+      </w:r>
+    </w:p>
+    <w:p>
+      <w:pPr>
+        <w:rPr>
+          <w:lang w:eastAsia="de-DE"/>
+        </w:rPr>
+      </w:pPr>
+      <w:r>
+        <w:rPr>
+          <w:lang w:eastAsia="de-DE"/>
+        </w:rPr>
+        <w:t>•</w:t>
+      </w:r>
+      <w:r>
+        <w:rPr>
+          <w:lang w:eastAsia="de-DE"/>
+        </w:rPr>
+        <w:tab/>
+        <w:t xml:space="preserve">Start der gesamten Umgebung über „podman-compose </w:t>
+      </w:r>
+      <w:proofErr w:type="spellStart"/>
+      <w:r>
+        <w:rPr>
+          <w:lang w:eastAsia="de-DE"/>
+        </w:rPr>
+        <w:t>up</w:t>
+      </w:r>
+      <w:proofErr w:type="spellEnd"/>
+      <w:r>
+        <w:rPr>
+          <w:lang w:eastAsia="de-DE"/>
+        </w:rPr>
+        <w:t>“</w:t>
+      </w:r>
+    </w:p>
+    <w:p>
+      <w:pPr>
+        <w:rPr>
+          <w:lang w:eastAsia="de-DE"/>
+        </w:rPr>
+      </w:pPr>
+      <w:r>
+        <w:rPr>
+          <w:lang w:eastAsia="de-DE"/>
+        </w:rPr>
+        <w:t>•</w:t>
+      </w:r>
+      <w:r>
+        <w:rPr>
+          <w:lang w:eastAsia="de-DE"/>
+        </w:rPr>
+        <w:tab/>
+        <w:t>Alle Services laufen innerhalb von Containern</w:t>
+      </w:r>
+    </w:p>
+    <w:p>
+      <w:pPr>
+        <w:rPr>
+          <w:lang w:eastAsia="de-DE"/>
+        </w:rPr>
+      </w:pPr>
+    </w:p>
+    <w:p>
+      <w:pPr>
+        <w:rPr>
+          <w:lang w:eastAsia="de-DE"/>
+        </w:rPr>
+      </w:pPr>
+      <w:r>
+        <w:rPr>
+          <w:lang w:eastAsia="de-DE"/>
+        </w:rPr>
+        <w:t>6. Dokumentation</w:t>
+      </w:r>
+    </w:p>
+    <w:p>
+      <w:pPr>
+        <w:rPr>
+          <w:lang w:eastAsia="de-DE"/>
+        </w:rPr>
+      </w:pPr>
+      <w:r>
+        <w:rPr>
+          <w:lang w:eastAsia="de-DE"/>
+        </w:rPr>
+        <w:t>•</w:t>
+      </w:r>
+      <w:r>
+        <w:rPr>
+          <w:lang w:eastAsia="de-DE"/>
+        </w:rPr>
+        <w:tab/>
+        <w:t>README-Datei mit:</w:t>
+      </w:r>
+    </w:p>
+    <w:p>
+      <w:pPr>
+        <w:rPr>
+          <w:lang w:eastAsia="de-DE"/>
+        </w:rPr>
+      </w:pPr>
+      <w:r>
+        <w:rPr>
+          <w:lang w:eastAsia="de-DE"/>
+        </w:rPr>
+        <w:t>o</w:t>
+      </w:r>
+      <w:r>
+        <w:rPr>
+          <w:lang w:eastAsia="de-DE"/>
+        </w:rPr>
+        <w:tab/>
+        <w:t>Installationsanleitung</w:t>
+      </w:r>
+    </w:p>
+    <w:p>
+      <w:pPr>
+        <w:rPr>
+          <w:lang w:eastAsia="de-DE"/>
+        </w:rPr>
+      </w:pPr>
+      <w:r>
+        <w:rPr>
+          <w:lang w:eastAsia="de-DE"/>
+        </w:rPr>
+        <w:t>o</w:t>
+      </w:r>
+      <w:r>
+        <w:rPr>
+          <w:lang w:eastAsia="de-DE"/>
+        </w:rPr>
+        <w:tab/>
+        <w:t>Beschreibung der Nutzung der CLI</w:t>
+      </w:r>
+    </w:p>
+    <w:p>
+      <w:pPr>
+        <w:rPr>
+          <w:lang w:eastAsia="de-DE"/>
+        </w:rPr>
+      </w:pPr>
+      <w:r>
+        <w:rPr>
+          <w:lang w:eastAsia="de-DE"/>
+        </w:rPr>
+        <w:t>o</w:t>
+      </w:r>
+      <w:r>
+        <w:rPr>
+          <w:lang w:eastAsia="de-DE"/>
+        </w:rPr>
+        <w:tab/>
+        <w:t>Übersicht der unterstützten Technologien</w:t>
+      </w:r>
+    </w:p>
+    <w:p>
+      <w:pPr>
+        <w:rPr>
+          <w:lang w:eastAsia="de-DE"/>
+        </w:rPr>
+      </w:pPr>
+      <w:r>
+        <w:rPr>
+          <w:lang w:eastAsia="de-DE"/>
+        </w:rPr>
+        <w:t>•</w:t>
+      </w:r>
+      <w:r>
+        <w:rPr>
+          <w:lang w:eastAsia="de-DE"/>
+        </w:rPr>
+        <w:tab/>
+        <w:t>Kurze technische Beschreibung der Architektur</w:t>
+      </w:r>
+    </w:p>
+    <w:p>
+      <w:pPr>
+        <w:rPr>
+          <w:lang w:eastAsia="de-DE"/>
+        </w:rPr>
+      </w:pPr>
+    </w:p>
+    <w:p>
+      <w:pPr>
+        <w:rPr>
+          <w:lang w:eastAsia="de-DE"/>
+        </w:rPr>
+      </w:pPr>
+      <w:r>
+        <w:rPr>
+          <w:lang w:eastAsia="de-DE"/>
+        </w:rPr>
+        <w:t>7. Quellcode</w:t>
+      </w:r>
+    </w:p>
+    <w:p>
+      <w:pPr>
+        <w:rPr>
+          <w:lang w:eastAsia="de-DE"/>
+        </w:rPr>
+      </w:pPr>
+      <w:r>
+        <w:rPr>
+          <w:lang w:eastAsia="de-DE"/>
+        </w:rPr>
+        <w:t>•</w:t>
+      </w:r>
+      <w:r>
+        <w:rPr>
+          <w:lang w:eastAsia="de-DE"/>
+        </w:rPr>
+        <w:tab/>
+        <w:t>Vollständiger, versionierter Projektcode</w:t>
+      </w:r>
+    </w:p>
+    <w:p>
+      <w:pPr>
+        <w:rPr>
+          <w:lang w:eastAsia="de-DE"/>
+        </w:rPr>
+      </w:pPr>
+      <w:r>
+        <w:rPr>
+          <w:lang w:eastAsia="de-DE"/>
+        </w:rPr>
+        <w:t>•</w:t>
+      </w:r>
+      <w:r>
+        <w:rPr>
+          <w:lang w:eastAsia="de-DE"/>
+        </w:rPr>
+        <w:tab/>
+        <w:t>Modularer Aufbau zur Erweiterbarkeit</w:t>
       </w:r>
     </w:p>
     <w:p>
@@ -7135,1492 +7685,567 @@
           <w:lang w:eastAsia="de-DE"/>
         </w:rPr>
       </w:pPr>
-      <w:bookmarkStart w:id="40" w:name="_Toc225149100"/>
-      <w:r>
-        <w:rPr>
-          <w:rFonts w:asciiTheme="minorHAnsi" w:eastAsia="Times New Roman" w:hAnsiTheme="minorHAnsi" w:cstheme="minorHAnsi"/>
-          <w:color w:val="auto"/>
-          <w:sz w:val="22"/>
-          <w:szCs w:val="22"/>
+    </w:p>
+    <w:p>
+      <w:pPr>
+        <w:pStyle w:val="berschrift2"/>
+      </w:pPr>
+      <w:r>
+        <w:t>7.3 Abnahmekriterien</w:t>
+      </w:r>
+      <w:bookmarkEnd w:id="40"/>
+    </w:p>
+    <w:p>
+      <w:pPr>
+        <w:pStyle w:val="p1"/>
+        <w:rPr>
+          <w:rFonts w:asciiTheme="minorHAnsi" w:hAnsiTheme="minorHAnsi" w:cstheme="minorHAnsi"/>
+          <w:sz w:val="22"/>
+          <w:szCs w:val="22"/>
+        </w:rPr>
+      </w:pPr>
+      <w:r>
+        <w:rPr>
+          <w:rFonts w:asciiTheme="minorHAnsi" w:hAnsiTheme="minorHAnsi" w:cstheme="minorHAnsi"/>
+          <w:sz w:val="22"/>
+          <w:szCs w:val="22"/>
+        </w:rPr>
+        <w:t xml:space="preserve">Die Abnahme erfolgt ausschließlich, wenn alle folgenden Kriterien </w:t>
+      </w:r>
+      <w:proofErr w:type="gramStart"/>
+      <w:r>
+        <w:rPr>
+          <w:rFonts w:asciiTheme="minorHAnsi" w:hAnsiTheme="minorHAnsi" w:cstheme="minorHAnsi"/>
+          <w:sz w:val="22"/>
+          <w:szCs w:val="22"/>
+        </w:rPr>
+        <w:t>erfüllt</w:t>
+      </w:r>
+      <w:proofErr w:type="gramEnd"/>
+      <w:r>
+        <w:rPr>
+          <w:rFonts w:asciiTheme="minorHAnsi" w:hAnsiTheme="minorHAnsi" w:cstheme="minorHAnsi"/>
+          <w:sz w:val="22"/>
+          <w:szCs w:val="22"/>
+        </w:rPr>
+        <w:t xml:space="preserve"> </w:t>
+      </w:r>
+      <w:r>
+        <w:rPr>
+          <w:rFonts w:asciiTheme="minorHAnsi" w:hAnsiTheme="minorHAnsi" w:cstheme="minorHAnsi"/>
+          <w:sz w:val="22"/>
+          <w:szCs w:val="22"/>
+        </w:rPr>
+        <w:t>sind:</w:t>
+      </w:r>
+    </w:p>
+    <w:p>
+      <w:pPr>
+        <w:rPr>
           <w:lang w:eastAsia="de-DE"/>
         </w:rPr>
+      </w:pPr>
+    </w:p>
+    <w:p>
+      <w:pPr>
+        <w:rPr>
+          <w:lang w:eastAsia="de-DE"/>
+        </w:rPr>
+      </w:pPr>
+      <w:r>
+        <w:rPr>
+          <w:lang w:eastAsia="de-DE"/>
+        </w:rPr>
+        <w:t>1. Funktionalität der CLI</w:t>
+      </w:r>
+    </w:p>
+    <w:p>
+      <w:pPr>
+        <w:rPr>
+          <w:lang w:eastAsia="de-DE"/>
+        </w:rPr>
+      </w:pPr>
+      <w:r>
+        <w:rPr>
+          <w:lang w:eastAsia="de-DE"/>
+        </w:rPr>
+        <w:t>- Die CLI startet ohne Fehler</w:t>
+      </w:r>
+    </w:p>
+    <w:p>
+      <w:pPr>
+        <w:rPr>
+          <w:lang w:eastAsia="de-DE"/>
+        </w:rPr>
+      </w:pPr>
+      <w:r>
+        <w:rPr>
+          <w:lang w:eastAsia="de-DE"/>
+        </w:rPr>
+        <w:t>- Benutzer kann interaktiv Frontend, Backend und Datenbank auswählen</w:t>
+      </w:r>
+    </w:p>
+    <w:p>
+      <w:pPr>
+        <w:rPr>
+          <w:lang w:eastAsia="de-DE"/>
+        </w:rPr>
+      </w:pPr>
+      <w:r>
+        <w:rPr>
+          <w:lang w:eastAsia="de-DE"/>
+        </w:rPr>
+        <w:t>- Ungültige Eingaben werden abgefangen und führen nicht zum Absturz</w:t>
+      </w:r>
+    </w:p>
+    <w:p>
+      <w:pPr>
+        <w:rPr>
+          <w:lang w:eastAsia="de-DE"/>
+        </w:rPr>
+      </w:pPr>
+    </w:p>
+    <w:p>
+      <w:pPr>
+        <w:rPr>
+          <w:lang w:eastAsia="de-DE"/>
+        </w:rPr>
+      </w:pPr>
+      <w:r>
+        <w:rPr>
+          <w:lang w:eastAsia="de-DE"/>
+        </w:rPr>
+        <w:t>2. Projekterstellung</w:t>
+      </w:r>
+    </w:p>
+    <w:p>
+      <w:pPr>
+        <w:rPr>
+          <w:lang w:eastAsia="de-DE"/>
+        </w:rPr>
+      </w:pPr>
+      <w:r>
+        <w:rPr>
+          <w:lang w:eastAsia="de-DE"/>
+        </w:rPr>
+        <w:t>- Nach Abschluss der Konfiguration wird automatisch eine Projektstruktur erzeugt</w:t>
+      </w:r>
+    </w:p>
+    <w:p>
+      <w:pPr>
+        <w:rPr>
+          <w:lang w:eastAsia="de-DE"/>
+        </w:rPr>
+      </w:pPr>
+      <w:r>
+        <w:rPr>
+          <w:lang w:eastAsia="de-DE"/>
+        </w:rPr>
+        <w:t>- Alle erforderlichen Dateien werden generiert</w:t>
+      </w:r>
+    </w:p>
+    <w:p>
+      <w:pPr>
+        <w:rPr>
+          <w:lang w:eastAsia="de-DE"/>
+        </w:rPr>
+      </w:pPr>
+      <w:r>
+        <w:rPr>
+          <w:lang w:eastAsia="de-DE"/>
+        </w:rPr>
+        <w:t>- Die Struktur entspricht der definierten Vorgabe</w:t>
+      </w:r>
+    </w:p>
+    <w:p>
+      <w:pPr>
+        <w:rPr>
+          <w:lang w:eastAsia="de-DE"/>
+        </w:rPr>
+      </w:pPr>
+    </w:p>
+    <w:p>
+      <w:pPr>
+        <w:rPr>
+          <w:lang w:eastAsia="de-DE"/>
+        </w:rPr>
+      </w:pPr>
+      <w:r>
+        <w:rPr>
+          <w:lang w:eastAsia="de-DE"/>
+        </w:rPr>
+        <w:t>3. Abhängigkeitsinstallation</w:t>
+      </w:r>
+    </w:p>
+    <w:p>
+      <w:pPr>
+        <w:rPr>
+          <w:lang w:eastAsia="de-DE"/>
+        </w:rPr>
+      </w:pPr>
+      <w:r>
+        <w:rPr>
+          <w:lang w:eastAsia="de-DE"/>
+        </w:rPr>
+        <w:t>- Alle benötigten Abhängigkeiten werden automatisch installiert</w:t>
+      </w:r>
+    </w:p>
+    <w:p>
+      <w:pPr>
+        <w:rPr>
+          <w:lang w:eastAsia="de-DE"/>
+        </w:rPr>
+      </w:pPr>
+      <w:r>
+        <w:rPr>
+          <w:lang w:eastAsia="de-DE"/>
+        </w:rPr>
+        <w:t>- Es treten keine Fehler während der Installation auf</w:t>
+      </w:r>
+    </w:p>
+    <w:p>
+      <w:pPr>
+        <w:rPr>
+          <w:lang w:eastAsia="de-DE"/>
+        </w:rPr>
+      </w:pPr>
+    </w:p>
+    <w:p>
+      <w:pPr>
+        <w:rPr>
+          <w:lang w:eastAsia="de-DE"/>
+        </w:rPr>
+      </w:pPr>
+      <w:r>
+        <w:rPr>
+          <w:lang w:eastAsia="de-DE"/>
+        </w:rPr>
+        <w:t>4. Containerisierung</w:t>
+      </w:r>
+    </w:p>
+    <w:p>
+      <w:pPr>
+        <w:rPr>
+          <w:lang w:eastAsia="de-DE"/>
+        </w:rPr>
+      </w:pPr>
+      <w:r>
+        <w:rPr>
+          <w:lang w:eastAsia="de-DE"/>
+        </w:rPr>
+        <w:t>- Für jeden Service existiert ein gültiges Containerfile</w:t>
+      </w:r>
+    </w:p>
+    <w:p>
+      <w:pPr>
+        <w:rPr>
+          <w:lang w:eastAsia="de-DE"/>
+        </w:rPr>
+      </w:pPr>
+      <w:r>
+        <w:rPr>
+          <w:lang w:eastAsia="de-DE"/>
+        </w:rPr>
+        <w:t xml:space="preserve">- Die </w:t>
+      </w:r>
+      <w:proofErr w:type="spellStart"/>
+      <w:r>
+        <w:rPr>
+          <w:lang w:eastAsia="de-DE"/>
+        </w:rPr>
+        <w:t>podman-compose.yml</w:t>
+      </w:r>
+      <w:proofErr w:type="spellEnd"/>
+      <w:r>
+        <w:rPr>
+          <w:lang w:eastAsia="de-DE"/>
+        </w:rPr>
+        <w:t xml:space="preserve"> ist syntaktisch korrekt</w:t>
+      </w:r>
+    </w:p>
+    <w:p>
+      <w:pPr>
+        <w:rPr>
+          <w:lang w:eastAsia="de-DE"/>
+        </w:rPr>
+      </w:pPr>
+      <w:r>
+        <w:rPr>
+          <w:lang w:eastAsia="de-DE"/>
+        </w:rPr>
+        <w:t>- Alle Services sind korrekt konfiguriert</w:t>
+      </w:r>
+    </w:p>
+    <w:p>
+      <w:pPr>
+        <w:rPr>
+          <w:lang w:eastAsia="de-DE"/>
+        </w:rPr>
+      </w:pPr>
+    </w:p>
+    <w:p>
+      <w:pPr>
+        <w:rPr>
+          <w:lang w:eastAsia="de-DE"/>
+        </w:rPr>
+      </w:pPr>
+      <w:r>
+        <w:rPr>
+          <w:lang w:eastAsia="de-DE"/>
+        </w:rPr>
+        <w:t>5. Startfähigkeit</w:t>
+      </w:r>
+    </w:p>
+    <w:p>
+      <w:pPr>
+        <w:rPr>
+          <w:lang w:eastAsia="de-DE"/>
+        </w:rPr>
+      </w:pPr>
+      <w:r>
+        <w:rPr>
+          <w:lang w:eastAsia="de-DE"/>
+        </w:rPr>
+        <w:t xml:space="preserve">- Die Umgebung lässt sich mit „podman-compose </w:t>
+      </w:r>
+      <w:proofErr w:type="spellStart"/>
+      <w:r>
+        <w:rPr>
+          <w:lang w:eastAsia="de-DE"/>
+        </w:rPr>
+        <w:t>up</w:t>
+      </w:r>
+      <w:proofErr w:type="spellEnd"/>
+      <w:r>
+        <w:rPr>
+          <w:lang w:eastAsia="de-DE"/>
+        </w:rPr>
+        <w:t>“ starten</w:t>
+      </w:r>
+    </w:p>
+    <w:p>
+      <w:pPr>
+        <w:rPr>
+          <w:lang w:eastAsia="de-DE"/>
+        </w:rPr>
+      </w:pPr>
+      <w:r>
+        <w:rPr>
+          <w:lang w:eastAsia="de-DE"/>
+        </w:rPr>
+        <w:t>- Es treten keine Fehler beim Start der Container auf</w:t>
+      </w:r>
+    </w:p>
+    <w:p>
+      <w:pPr>
+        <w:rPr>
+          <w:lang w:eastAsia="de-DE"/>
+        </w:rPr>
+      </w:pPr>
+    </w:p>
+    <w:p>
+      <w:pPr>
+        <w:rPr>
+          <w:lang w:eastAsia="de-DE"/>
+        </w:rPr>
+      </w:pPr>
+      <w:r>
+        <w:rPr>
+          <w:lang w:eastAsia="de-DE"/>
+        </w:rPr>
+        <w:t>6. Erreichbarkeit der Services</w:t>
+      </w:r>
+    </w:p>
+    <w:p>
+      <w:pPr>
+        <w:rPr>
+          <w:lang w:eastAsia="de-DE"/>
+        </w:rPr>
+      </w:pPr>
+      <w:r>
+        <w:rPr>
+          <w:lang w:eastAsia="de-DE"/>
+        </w:rPr>
+        <w:t>- Das Frontend ist im Browser erreichbar</w:t>
+      </w:r>
+    </w:p>
+    <w:p>
+      <w:pPr>
+        <w:rPr>
+          <w:lang w:eastAsia="de-DE"/>
+        </w:rPr>
+      </w:pPr>
+      <w:r>
+        <w:rPr>
+          <w:lang w:eastAsia="de-DE"/>
+        </w:rPr>
+        <w:t>- Das Backend liefert gültige Antworten (z. B. API-Endpunkte)</w:t>
+      </w:r>
+    </w:p>
+    <w:p>
+      <w:pPr>
+        <w:rPr>
+          <w:lang w:eastAsia="de-DE"/>
+        </w:rPr>
+      </w:pPr>
+      <w:r>
+        <w:rPr>
+          <w:lang w:eastAsia="de-DE"/>
+        </w:rPr>
+        <w:t>- Die Datenbank ist vom Backend erreichbar</w:t>
+      </w:r>
+    </w:p>
+    <w:p>
+      <w:pPr>
+        <w:rPr>
+          <w:lang w:eastAsia="de-DE"/>
+        </w:rPr>
+      </w:pPr>
+    </w:p>
+    <w:p>
+      <w:pPr>
+        <w:rPr>
+          <w:lang w:eastAsia="de-DE"/>
+        </w:rPr>
+      </w:pPr>
+      <w:r>
+        <w:rPr>
+          <w:lang w:eastAsia="de-DE"/>
+        </w:rPr>
+        <w:t>7. Stabilität</w:t>
+      </w:r>
+    </w:p>
+    <w:p>
+      <w:pPr>
+        <w:rPr>
+          <w:lang w:eastAsia="de-DE"/>
+        </w:rPr>
+      </w:pPr>
+      <w:r>
+        <w:rPr>
+          <w:lang w:eastAsia="de-DE"/>
+        </w:rPr>
+        <w:t>- Die Anwendung läuft bei mehrfacher Nutzung reproduzierbar</w:t>
+      </w:r>
+    </w:p>
+    <w:p>
+      <w:pPr>
+        <w:rPr>
+          <w:lang w:eastAsia="de-DE"/>
+        </w:rPr>
+      </w:pPr>
+      <w:r>
+        <w:rPr>
+          <w:lang w:eastAsia="de-DE"/>
+        </w:rPr>
+        <w:t>- Es treten keine kritischen Abstürze auf</w:t>
+      </w:r>
+    </w:p>
+    <w:p>
+      <w:pPr>
+        <w:rPr>
+          <w:lang w:eastAsia="de-DE"/>
+        </w:rPr>
+      </w:pPr>
+    </w:p>
+    <w:p>
+      <w:pPr>
+        <w:rPr>
+          <w:lang w:eastAsia="de-DE"/>
+        </w:rPr>
+      </w:pPr>
+      <w:r>
+        <w:rPr>
+          <w:lang w:eastAsia="de-DE"/>
+        </w:rPr>
+        <w:t>8. Dokumentation</w:t>
+      </w:r>
+    </w:p>
+    <w:p>
+      <w:pPr>
+        <w:rPr>
+          <w:lang w:eastAsia="de-DE"/>
+        </w:rPr>
+      </w:pPr>
+      <w:r>
+        <w:rPr>
+          <w:lang w:eastAsia="de-DE"/>
+        </w:rPr>
+        <w:t>- Eine vollständige README-Datei ist vorhanden</w:t>
+      </w:r>
+    </w:p>
+    <w:p>
+      <w:pPr>
+        <w:rPr>
+          <w:lang w:eastAsia="de-DE"/>
+        </w:rPr>
+      </w:pPr>
+      <w:r>
+        <w:rPr>
+          <w:lang w:eastAsia="de-DE"/>
+        </w:rPr>
+        <w:t>- Ein neuer Nutzer kann die Anwendung anhand der Dokumentation starten und nutzen</w:t>
+      </w:r>
+    </w:p>
+    <w:p>
+      <w:pPr>
+        <w:pStyle w:val="p1"/>
+        <w:rPr>
+          <w:rFonts w:asciiTheme="minorHAnsi" w:hAnsiTheme="minorHAnsi" w:cstheme="minorHAnsi"/>
+          <w:sz w:val="22"/>
+          <w:szCs w:val="22"/>
+        </w:rPr>
+      </w:pPr>
+    </w:p>
+    <w:p>
+      <w:pPr>
+        <w:pStyle w:val="berschrift2"/>
+      </w:pPr>
+    </w:p>
+    <w:p>
+      <w:pPr>
+        <w:pStyle w:val="berschrift2"/>
+      </w:pPr>
+      <w:bookmarkStart w:id="41" w:name="_Toc225149101"/>
+      <w:r>
+        <w:t>7.4 Abbruchkriterien</w:t>
+      </w:r>
+      <w:bookmarkEnd w:id="41"/>
+    </w:p>
+    <w:p>
+      <w:pPr>
+        <w:pStyle w:val="p1"/>
+        <w:rPr>
+          <w:rFonts w:asciiTheme="minorHAnsi" w:hAnsiTheme="minorHAnsi" w:cstheme="minorHAnsi"/>
+          <w:sz w:val="22"/>
+          <w:szCs w:val="22"/>
+        </w:rPr>
+      </w:pPr>
+      <w:r>
+        <w:rPr>
+          <w:rFonts w:asciiTheme="minorHAnsi" w:hAnsiTheme="minorHAnsi" w:cstheme="minorHAnsi"/>
+          <w:sz w:val="22"/>
+          <w:szCs w:val="22"/>
+        </w:rPr>
+        <w:t>Das Projekt gilt als nicht erfolgreich abgeschlossen bzw. wird abgebrochen, wenn eines oder mehrere der folgenden Kriterien erfüllt sind:</w:t>
+      </w:r>
+    </w:p>
+    <w:p>
+      <w:pPr>
+        <w:pStyle w:val="p1"/>
+        <w:rPr>
+          <w:rFonts w:asciiTheme="minorHAnsi" w:hAnsiTheme="minorHAnsi" w:cstheme="minorHAnsi"/>
+          <w:sz w:val="22"/>
+          <w:szCs w:val="22"/>
+        </w:rPr>
+      </w:pPr>
+      <w:r>
+        <w:rPr>
+          <w:rFonts w:asciiTheme="minorHAnsi" w:hAnsiTheme="minorHAnsi" w:cstheme="minorHAnsi"/>
+          <w:sz w:val="22"/>
+          <w:szCs w:val="22"/>
+        </w:rPr>
         <w:lastRenderedPageBreak/>
-        <w:t>1. CLI-Anwendung</w:t>
-      </w:r>
-    </w:p>
-    <w:p>
-      <w:pPr>
-        <w:pStyle w:val="berschrift2"/>
-        <w:numPr>
-          <w:ilvl w:val="0"/>
-          <w:numId w:val="49"/>
-        </w:numPr>
-        <w:rPr>
-          <w:rFonts w:asciiTheme="minorHAnsi" w:eastAsia="Times New Roman" w:hAnsiTheme="minorHAnsi" w:cstheme="minorHAnsi"/>
-          <w:color w:val="auto"/>
-          <w:sz w:val="22"/>
-          <w:szCs w:val="22"/>
-          <w:lang w:eastAsia="de-DE"/>
-        </w:rPr>
-      </w:pPr>
-      <w:r>
-        <w:rPr>
-          <w:rFonts w:asciiTheme="minorHAnsi" w:eastAsia="Times New Roman" w:hAnsiTheme="minorHAnsi" w:cstheme="minorHAnsi"/>
-          <w:color w:val="auto"/>
-          <w:sz w:val="22"/>
-          <w:szCs w:val="22"/>
-          <w:lang w:eastAsia="de-DE"/>
-        </w:rPr>
-        <w:t>Lauffähige terminalbasierte Anwendung zur Erstellung containerisierter Entwicklungsumgebungen</w:t>
-      </w:r>
-    </w:p>
-    <w:p>
-      <w:pPr>
-        <w:pStyle w:val="berschrift2"/>
-        <w:numPr>
-          <w:ilvl w:val="0"/>
-          <w:numId w:val="49"/>
-        </w:numPr>
-        <w:rPr>
-          <w:rFonts w:asciiTheme="minorHAnsi" w:eastAsia="Times New Roman" w:hAnsiTheme="minorHAnsi" w:cstheme="minorHAnsi"/>
-          <w:color w:val="auto"/>
-          <w:sz w:val="22"/>
-          <w:szCs w:val="22"/>
-          <w:lang w:eastAsia="de-DE"/>
-        </w:rPr>
-      </w:pPr>
-      <w:r>
-        <w:rPr>
-          <w:rFonts w:asciiTheme="minorHAnsi" w:eastAsia="Times New Roman" w:hAnsiTheme="minorHAnsi" w:cstheme="minorHAnsi"/>
-          <w:color w:val="auto"/>
-          <w:sz w:val="22"/>
-          <w:szCs w:val="22"/>
-          <w:lang w:eastAsia="de-DE"/>
-        </w:rPr>
-        <w:t>Interaktive Benutzerführung zur Auswahl von:</w:t>
-      </w:r>
-    </w:p>
-    <w:p>
-      <w:pPr>
-        <w:pStyle w:val="berschrift2"/>
-        <w:numPr>
-          <w:ilvl w:val="1"/>
-          <w:numId w:val="49"/>
-        </w:numPr>
-        <w:rPr>
-          <w:rFonts w:asciiTheme="minorHAnsi" w:eastAsia="Times New Roman" w:hAnsiTheme="minorHAnsi" w:cstheme="minorHAnsi"/>
-          <w:color w:val="auto"/>
-          <w:sz w:val="22"/>
-          <w:szCs w:val="22"/>
-          <w:lang w:eastAsia="de-DE"/>
-        </w:rPr>
-      </w:pPr>
-      <w:r>
-        <w:rPr>
-          <w:rFonts w:asciiTheme="minorHAnsi" w:eastAsia="Times New Roman" w:hAnsiTheme="minorHAnsi" w:cstheme="minorHAnsi"/>
-          <w:color w:val="auto"/>
-          <w:sz w:val="22"/>
-          <w:szCs w:val="22"/>
-          <w:lang w:eastAsia="de-DE"/>
-        </w:rPr>
-        <w:t>mindestens 2 Frontend-Technologien</w:t>
-      </w:r>
-    </w:p>
-    <w:p>
-      <w:pPr>
-        <w:pStyle w:val="berschrift2"/>
-        <w:numPr>
-          <w:ilvl w:val="1"/>
-          <w:numId w:val="49"/>
-        </w:numPr>
-        <w:rPr>
-          <w:rFonts w:asciiTheme="minorHAnsi" w:eastAsia="Times New Roman" w:hAnsiTheme="minorHAnsi" w:cstheme="minorHAnsi"/>
-          <w:color w:val="auto"/>
-          <w:sz w:val="22"/>
-          <w:szCs w:val="22"/>
-          <w:lang w:eastAsia="de-DE"/>
-        </w:rPr>
-      </w:pPr>
-      <w:r>
-        <w:rPr>
-          <w:rFonts w:asciiTheme="minorHAnsi" w:eastAsia="Times New Roman" w:hAnsiTheme="minorHAnsi" w:cstheme="minorHAnsi"/>
-          <w:color w:val="auto"/>
-          <w:sz w:val="22"/>
-          <w:szCs w:val="22"/>
-          <w:lang w:eastAsia="de-DE"/>
-        </w:rPr>
-        <w:t>mindestens 2 Backend-Technologien</w:t>
-      </w:r>
-    </w:p>
-    <w:p>
-      <w:pPr>
-        <w:pStyle w:val="berschrift2"/>
-        <w:numPr>
-          <w:ilvl w:val="1"/>
-          <w:numId w:val="49"/>
-        </w:numPr>
-        <w:rPr>
-          <w:rFonts w:asciiTheme="minorHAnsi" w:eastAsia="Times New Roman" w:hAnsiTheme="minorHAnsi" w:cstheme="minorHAnsi"/>
-          <w:color w:val="auto"/>
-          <w:sz w:val="22"/>
-          <w:szCs w:val="22"/>
-          <w:lang w:eastAsia="de-DE"/>
-        </w:rPr>
-      </w:pPr>
-      <w:r>
-        <w:rPr>
-          <w:rFonts w:asciiTheme="minorHAnsi" w:eastAsia="Times New Roman" w:hAnsiTheme="minorHAnsi" w:cstheme="minorHAnsi"/>
-          <w:color w:val="auto"/>
-          <w:sz w:val="22"/>
-          <w:szCs w:val="22"/>
-          <w:lang w:eastAsia="de-DE"/>
-        </w:rPr>
-        <w:t>mindestens 1 SQL- und 1 NoSQL-Datenbank</w:t>
-      </w:r>
-    </w:p>
-    <w:p>
-      <w:pPr>
-        <w:pStyle w:val="berschrift2"/>
-        <w:rPr>
-          <w:rFonts w:asciiTheme="minorHAnsi" w:eastAsia="Times New Roman" w:hAnsiTheme="minorHAnsi" w:cstheme="minorHAnsi"/>
-          <w:color w:val="auto"/>
-          <w:sz w:val="22"/>
-          <w:szCs w:val="22"/>
-          <w:lang w:eastAsia="de-DE"/>
-        </w:rPr>
-      </w:pPr>
-    </w:p>
-    <w:p>
-      <w:pPr>
-        <w:pStyle w:val="berschrift2"/>
-        <w:rPr>
-          <w:rFonts w:asciiTheme="minorHAnsi" w:eastAsia="Times New Roman" w:hAnsiTheme="minorHAnsi" w:cstheme="minorHAnsi"/>
-          <w:color w:val="auto"/>
-          <w:sz w:val="22"/>
-          <w:szCs w:val="22"/>
-          <w:lang w:eastAsia="de-DE"/>
-        </w:rPr>
-      </w:pPr>
-      <w:r>
-        <w:rPr>
-          <w:rFonts w:asciiTheme="minorHAnsi" w:eastAsia="Times New Roman" w:hAnsiTheme="minorHAnsi" w:cstheme="minorHAnsi"/>
-          <w:color w:val="auto"/>
-          <w:sz w:val="22"/>
-          <w:szCs w:val="22"/>
-          <w:lang w:eastAsia="de-DE"/>
-        </w:rPr>
-        <w:t>2. Generierte Projektstruktur</w:t>
-      </w:r>
-    </w:p>
-    <w:p>
-      <w:pPr>
-        <w:pStyle w:val="berschrift2"/>
-        <w:numPr>
-          <w:ilvl w:val="0"/>
-          <w:numId w:val="50"/>
-        </w:numPr>
-        <w:rPr>
-          <w:rFonts w:asciiTheme="minorHAnsi" w:eastAsia="Times New Roman" w:hAnsiTheme="minorHAnsi" w:cstheme="minorHAnsi"/>
-          <w:color w:val="auto"/>
-          <w:sz w:val="22"/>
-          <w:szCs w:val="22"/>
-          <w:lang w:eastAsia="de-DE"/>
-        </w:rPr>
-      </w:pPr>
-      <w:r>
-        <w:rPr>
-          <w:rFonts w:asciiTheme="minorHAnsi" w:eastAsia="Times New Roman" w:hAnsiTheme="minorHAnsi" w:cstheme="minorHAnsi"/>
-          <w:color w:val="auto"/>
-          <w:sz w:val="22"/>
-          <w:szCs w:val="22"/>
-          <w:lang w:eastAsia="de-DE"/>
-        </w:rPr>
-        <w:t>Automatisch erzeugte, standardisierte Verzeichnisstruktur</w:t>
-      </w:r>
-    </w:p>
-    <w:p>
-      <w:pPr>
-        <w:pStyle w:val="berschrift2"/>
-        <w:numPr>
-          <w:ilvl w:val="0"/>
-          <w:numId w:val="50"/>
-        </w:numPr>
-        <w:rPr>
-          <w:rFonts w:asciiTheme="minorHAnsi" w:eastAsia="Times New Roman" w:hAnsiTheme="minorHAnsi" w:cstheme="minorHAnsi"/>
-          <w:color w:val="auto"/>
-          <w:sz w:val="22"/>
-          <w:szCs w:val="22"/>
-          <w:lang w:eastAsia="de-DE"/>
-        </w:rPr>
-      </w:pPr>
-      <w:r>
-        <w:rPr>
-          <w:rFonts w:asciiTheme="minorHAnsi" w:eastAsia="Times New Roman" w:hAnsiTheme="minorHAnsi" w:cstheme="minorHAnsi"/>
-          <w:color w:val="auto"/>
-          <w:sz w:val="22"/>
-          <w:szCs w:val="22"/>
-          <w:lang w:eastAsia="de-DE"/>
-        </w:rPr>
-        <w:t>Separate Komponenten für Frontend, Backend und Datenbank</w:t>
-      </w:r>
-    </w:p>
-    <w:p>
-      <w:pPr>
-        <w:pStyle w:val="berschrift2"/>
-        <w:numPr>
-          <w:ilvl w:val="0"/>
-          <w:numId w:val="50"/>
-        </w:numPr>
-        <w:rPr>
-          <w:rFonts w:asciiTheme="minorHAnsi" w:eastAsia="Times New Roman" w:hAnsiTheme="minorHAnsi" w:cstheme="minorHAnsi"/>
-          <w:color w:val="auto"/>
-          <w:sz w:val="22"/>
-          <w:szCs w:val="22"/>
-          <w:lang w:eastAsia="de-DE"/>
-        </w:rPr>
-      </w:pPr>
-      <w:r>
-        <w:rPr>
-          <w:rFonts w:asciiTheme="minorHAnsi" w:eastAsia="Times New Roman" w:hAnsiTheme="minorHAnsi" w:cstheme="minorHAnsi"/>
-          <w:color w:val="auto"/>
-          <w:sz w:val="22"/>
-          <w:szCs w:val="22"/>
-          <w:lang w:eastAsia="de-DE"/>
-        </w:rPr>
-        <w:t>Konsistente und nachvollziehbare Organisation</w:t>
-      </w:r>
-    </w:p>
-    <w:p>
-      <w:pPr>
-        <w:pStyle w:val="berschrift2"/>
-        <w:rPr>
-          <w:rFonts w:asciiTheme="minorHAnsi" w:eastAsia="Times New Roman" w:hAnsiTheme="minorHAnsi" w:cstheme="minorHAnsi"/>
-          <w:color w:val="auto"/>
-          <w:sz w:val="22"/>
-          <w:szCs w:val="22"/>
-          <w:lang w:eastAsia="de-DE"/>
-        </w:rPr>
-      </w:pPr>
-    </w:p>
-    <w:p>
-      <w:pPr>
-        <w:pStyle w:val="berschrift2"/>
-        <w:rPr>
-          <w:rFonts w:asciiTheme="minorHAnsi" w:eastAsia="Times New Roman" w:hAnsiTheme="minorHAnsi" w:cstheme="minorHAnsi"/>
-          <w:color w:val="auto"/>
-          <w:sz w:val="22"/>
-          <w:szCs w:val="22"/>
-          <w:lang w:eastAsia="de-DE"/>
-        </w:rPr>
-      </w:pPr>
-      <w:r>
-        <w:rPr>
-          <w:rFonts w:asciiTheme="minorHAnsi" w:eastAsia="Times New Roman" w:hAnsiTheme="minorHAnsi" w:cstheme="minorHAnsi"/>
-          <w:color w:val="auto"/>
-          <w:sz w:val="22"/>
-          <w:szCs w:val="22"/>
-          <w:lang w:eastAsia="de-DE"/>
-        </w:rPr>
-        <w:t>3. Initialisierte Projekte</w:t>
-      </w:r>
-    </w:p>
-    <w:p>
-      <w:pPr>
-        <w:pStyle w:val="berschrift2"/>
-        <w:numPr>
-          <w:ilvl w:val="0"/>
-          <w:numId w:val="51"/>
-        </w:numPr>
-        <w:rPr>
-          <w:rFonts w:asciiTheme="minorHAnsi" w:eastAsia="Times New Roman" w:hAnsiTheme="minorHAnsi" w:cstheme="minorHAnsi"/>
-          <w:color w:val="auto"/>
-          <w:sz w:val="22"/>
-          <w:szCs w:val="22"/>
-          <w:lang w:eastAsia="de-DE"/>
-        </w:rPr>
-      </w:pPr>
-      <w:r>
-        <w:rPr>
-          <w:rFonts w:asciiTheme="minorHAnsi" w:eastAsia="Times New Roman" w:hAnsiTheme="minorHAnsi" w:cstheme="minorHAnsi"/>
-          <w:color w:val="auto"/>
-          <w:sz w:val="22"/>
-          <w:szCs w:val="22"/>
-          <w:lang w:eastAsia="de-DE"/>
-        </w:rPr>
-        <w:t>Generierte Grundprojekte (</w:t>
-      </w:r>
-      <w:proofErr w:type="spellStart"/>
-      <w:r>
-        <w:rPr>
-          <w:rFonts w:asciiTheme="minorHAnsi" w:eastAsia="Times New Roman" w:hAnsiTheme="minorHAnsi" w:cstheme="minorHAnsi"/>
-          <w:color w:val="auto"/>
-          <w:sz w:val="22"/>
-          <w:szCs w:val="22"/>
-          <w:lang w:eastAsia="de-DE"/>
-        </w:rPr>
-        <w:t>Scaffolding</w:t>
-      </w:r>
-      <w:proofErr w:type="spellEnd"/>
-      <w:r>
-        <w:rPr>
-          <w:rFonts w:asciiTheme="minorHAnsi" w:eastAsia="Times New Roman" w:hAnsiTheme="minorHAnsi" w:cstheme="minorHAnsi"/>
-          <w:color w:val="auto"/>
-          <w:sz w:val="22"/>
-          <w:szCs w:val="22"/>
-          <w:lang w:eastAsia="de-DE"/>
-        </w:rPr>
-        <w:t>) für alle gewählten Technologien</w:t>
-      </w:r>
-    </w:p>
-    <w:p>
-      <w:pPr>
-        <w:pStyle w:val="berschrift2"/>
-        <w:numPr>
-          <w:ilvl w:val="0"/>
-          <w:numId w:val="51"/>
-        </w:numPr>
-        <w:rPr>
-          <w:rFonts w:asciiTheme="minorHAnsi" w:eastAsia="Times New Roman" w:hAnsiTheme="minorHAnsi" w:cstheme="minorHAnsi"/>
-          <w:color w:val="auto"/>
-          <w:sz w:val="22"/>
-          <w:szCs w:val="22"/>
-          <w:lang w:eastAsia="de-DE"/>
-        </w:rPr>
-      </w:pPr>
-      <w:r>
-        <w:rPr>
-          <w:rFonts w:asciiTheme="minorHAnsi" w:eastAsia="Times New Roman" w:hAnsiTheme="minorHAnsi" w:cstheme="minorHAnsi"/>
-          <w:color w:val="auto"/>
-          <w:sz w:val="22"/>
-          <w:szCs w:val="22"/>
-          <w:lang w:eastAsia="de-DE"/>
-        </w:rPr>
-        <w:t>Automatische Installation aller benötigten Abhängigkeiten</w:t>
-      </w:r>
-    </w:p>
-    <w:p>
-      <w:pPr>
-        <w:pStyle w:val="berschrift2"/>
-        <w:numPr>
-          <w:ilvl w:val="0"/>
-          <w:numId w:val="51"/>
-        </w:numPr>
-        <w:rPr>
-          <w:rFonts w:asciiTheme="minorHAnsi" w:eastAsia="Times New Roman" w:hAnsiTheme="minorHAnsi" w:cstheme="minorHAnsi"/>
-          <w:color w:val="auto"/>
-          <w:sz w:val="22"/>
-          <w:szCs w:val="22"/>
-          <w:lang w:eastAsia="de-DE"/>
-        </w:rPr>
-      </w:pPr>
-      <w:r>
-        <w:rPr>
-          <w:rFonts w:asciiTheme="minorHAnsi" w:eastAsia="Times New Roman" w:hAnsiTheme="minorHAnsi" w:cstheme="minorHAnsi"/>
-          <w:color w:val="auto"/>
-          <w:sz w:val="22"/>
-          <w:szCs w:val="22"/>
-          <w:lang w:eastAsia="de-DE"/>
-        </w:rPr>
-        <w:t>Startfähige Basisanwendungen</w:t>
-      </w:r>
-    </w:p>
-    <w:p>
-      <w:pPr>
-        <w:pStyle w:val="berschrift2"/>
-        <w:rPr>
-          <w:rFonts w:asciiTheme="minorHAnsi" w:eastAsia="Times New Roman" w:hAnsiTheme="minorHAnsi" w:cstheme="minorHAnsi"/>
-          <w:color w:val="auto"/>
-          <w:sz w:val="22"/>
-          <w:szCs w:val="22"/>
-          <w:lang w:eastAsia="de-DE"/>
-        </w:rPr>
-      </w:pPr>
-    </w:p>
-    <w:p>
-      <w:pPr>
-        <w:pStyle w:val="berschrift2"/>
-        <w:rPr>
-          <w:rFonts w:asciiTheme="minorHAnsi" w:eastAsia="Times New Roman" w:hAnsiTheme="minorHAnsi" w:cstheme="minorHAnsi"/>
-          <w:color w:val="auto"/>
-          <w:sz w:val="22"/>
-          <w:szCs w:val="22"/>
-          <w:lang w:eastAsia="de-DE"/>
-        </w:rPr>
-      </w:pPr>
-      <w:r>
-        <w:rPr>
-          <w:rFonts w:asciiTheme="minorHAnsi" w:eastAsia="Times New Roman" w:hAnsiTheme="minorHAnsi" w:cstheme="minorHAnsi"/>
-          <w:color w:val="auto"/>
-          <w:sz w:val="22"/>
-          <w:szCs w:val="22"/>
-          <w:lang w:eastAsia="de-DE"/>
-        </w:rPr>
-        <w:t>4. Containerisierung</w:t>
-      </w:r>
-    </w:p>
-    <w:p>
-      <w:pPr>
-        <w:pStyle w:val="berschrift2"/>
-        <w:numPr>
-          <w:ilvl w:val="0"/>
-          <w:numId w:val="52"/>
-        </w:numPr>
-        <w:rPr>
-          <w:rFonts w:asciiTheme="minorHAnsi" w:eastAsia="Times New Roman" w:hAnsiTheme="minorHAnsi" w:cstheme="minorHAnsi"/>
-          <w:color w:val="auto"/>
-          <w:sz w:val="22"/>
-          <w:szCs w:val="22"/>
-          <w:lang w:eastAsia="de-DE"/>
-        </w:rPr>
-      </w:pPr>
-      <w:r>
-        <w:rPr>
-          <w:rFonts w:asciiTheme="minorHAnsi" w:eastAsia="Times New Roman" w:hAnsiTheme="minorHAnsi" w:cstheme="minorHAnsi"/>
-          <w:color w:val="auto"/>
-          <w:sz w:val="22"/>
-          <w:szCs w:val="22"/>
-          <w:lang w:eastAsia="de-DE"/>
-        </w:rPr>
-        <w:t>Erstellung von Containerfiles für alle Services</w:t>
-      </w:r>
-    </w:p>
-    <w:p>
-      <w:pPr>
-        <w:pStyle w:val="berschrift2"/>
-        <w:numPr>
-          <w:ilvl w:val="0"/>
-          <w:numId w:val="52"/>
-        </w:numPr>
-        <w:rPr>
-          <w:rFonts w:asciiTheme="minorHAnsi" w:eastAsia="Times New Roman" w:hAnsiTheme="minorHAnsi" w:cstheme="minorHAnsi"/>
-          <w:color w:val="auto"/>
-          <w:sz w:val="22"/>
-          <w:szCs w:val="22"/>
-          <w:lang w:eastAsia="de-DE"/>
-        </w:rPr>
-      </w:pPr>
-      <w:r>
-        <w:rPr>
-          <w:rFonts w:asciiTheme="minorHAnsi" w:eastAsia="Times New Roman" w:hAnsiTheme="minorHAnsi" w:cstheme="minorHAnsi"/>
-          <w:color w:val="auto"/>
-          <w:sz w:val="22"/>
-          <w:szCs w:val="22"/>
-          <w:lang w:eastAsia="de-DE"/>
-        </w:rPr>
-        <w:t xml:space="preserve">Generierung einer </w:t>
-      </w:r>
-      <w:proofErr w:type="spellStart"/>
-      <w:r>
-        <w:rPr>
-          <w:rFonts w:asciiTheme="minorHAnsi" w:eastAsia="Times New Roman" w:hAnsiTheme="minorHAnsi" w:cstheme="minorHAnsi"/>
-          <w:color w:val="auto"/>
-          <w:sz w:val="22"/>
-          <w:szCs w:val="22"/>
-          <w:lang w:eastAsia="de-DE"/>
-        </w:rPr>
-        <w:t>podman-compose.yml</w:t>
-      </w:r>
-      <w:proofErr w:type="spellEnd"/>
-    </w:p>
-    <w:p>
-      <w:pPr>
-        <w:pStyle w:val="berschrift2"/>
-        <w:numPr>
-          <w:ilvl w:val="0"/>
-          <w:numId w:val="52"/>
-        </w:numPr>
-        <w:rPr>
-          <w:rFonts w:asciiTheme="minorHAnsi" w:eastAsia="Times New Roman" w:hAnsiTheme="minorHAnsi" w:cstheme="minorHAnsi"/>
-          <w:color w:val="auto"/>
-          <w:sz w:val="22"/>
-          <w:szCs w:val="22"/>
-          <w:lang w:eastAsia="de-DE"/>
-        </w:rPr>
-      </w:pPr>
-      <w:r>
-        <w:rPr>
-          <w:rFonts w:asciiTheme="minorHAnsi" w:eastAsia="Times New Roman" w:hAnsiTheme="minorHAnsi" w:cstheme="minorHAnsi"/>
-          <w:color w:val="auto"/>
-          <w:sz w:val="22"/>
-          <w:szCs w:val="22"/>
-          <w:lang w:eastAsia="de-DE"/>
-        </w:rPr>
-        <w:t>Konfiguration der Kommunikation zwischen den Services</w:t>
-      </w:r>
-    </w:p>
-    <w:p>
-      <w:pPr>
-        <w:pStyle w:val="berschrift2"/>
-        <w:rPr>
-          <w:rFonts w:asciiTheme="minorHAnsi" w:eastAsia="Times New Roman" w:hAnsiTheme="minorHAnsi" w:cstheme="minorHAnsi"/>
-          <w:color w:val="auto"/>
-          <w:sz w:val="22"/>
-          <w:szCs w:val="22"/>
-          <w:lang w:eastAsia="de-DE"/>
-        </w:rPr>
-      </w:pPr>
-    </w:p>
-    <w:p>
-      <w:pPr>
-        <w:pStyle w:val="berschrift2"/>
-        <w:rPr>
-          <w:rFonts w:asciiTheme="minorHAnsi" w:eastAsia="Times New Roman" w:hAnsiTheme="minorHAnsi" w:cstheme="minorHAnsi"/>
-          <w:color w:val="auto"/>
-          <w:sz w:val="22"/>
-          <w:szCs w:val="22"/>
-          <w:lang w:eastAsia="de-DE"/>
-        </w:rPr>
-      </w:pPr>
-      <w:r>
-        <w:rPr>
-          <w:rFonts w:asciiTheme="minorHAnsi" w:eastAsia="Times New Roman" w:hAnsiTheme="minorHAnsi" w:cstheme="minorHAnsi"/>
-          <w:color w:val="auto"/>
-          <w:sz w:val="22"/>
-          <w:szCs w:val="22"/>
-          <w:lang w:eastAsia="de-DE"/>
-        </w:rPr>
-        <w:t>5. Ausführbare Entwicklungsumgebung</w:t>
-      </w:r>
-    </w:p>
-    <w:p>
-      <w:pPr>
-        <w:pStyle w:val="berschrift2"/>
-        <w:numPr>
-          <w:ilvl w:val="0"/>
-          <w:numId w:val="53"/>
-        </w:numPr>
-        <w:rPr>
-          <w:rFonts w:asciiTheme="minorHAnsi" w:eastAsia="Times New Roman" w:hAnsiTheme="minorHAnsi" w:cstheme="minorHAnsi"/>
-          <w:color w:val="auto"/>
-          <w:sz w:val="22"/>
-          <w:szCs w:val="22"/>
-          <w:lang w:eastAsia="de-DE"/>
-        </w:rPr>
-      </w:pPr>
-      <w:r>
-        <w:rPr>
-          <w:rFonts w:asciiTheme="minorHAnsi" w:eastAsia="Times New Roman" w:hAnsiTheme="minorHAnsi" w:cstheme="minorHAnsi"/>
-          <w:color w:val="auto"/>
-          <w:sz w:val="22"/>
-          <w:szCs w:val="22"/>
-          <w:lang w:eastAsia="de-DE"/>
-        </w:rPr>
-        <w:t>Start der gesamten Umgebung über „</w:t>
-      </w:r>
-      <w:proofErr w:type="spellStart"/>
-      <w:r>
-        <w:rPr>
-          <w:rFonts w:asciiTheme="minorHAnsi" w:eastAsia="Times New Roman" w:hAnsiTheme="minorHAnsi" w:cstheme="minorHAnsi"/>
-          <w:color w:val="auto"/>
-          <w:sz w:val="22"/>
-          <w:szCs w:val="22"/>
-          <w:lang w:eastAsia="de-DE"/>
-        </w:rPr>
-        <w:t>podman-compose</w:t>
-      </w:r>
-      <w:proofErr w:type="spellEnd"/>
-      <w:r>
-        <w:rPr>
-          <w:rFonts w:asciiTheme="minorHAnsi" w:eastAsia="Times New Roman" w:hAnsiTheme="minorHAnsi" w:cstheme="minorHAnsi"/>
-          <w:color w:val="auto"/>
-          <w:sz w:val="22"/>
-          <w:szCs w:val="22"/>
-          <w:lang w:eastAsia="de-DE"/>
-        </w:rPr>
-        <w:t xml:space="preserve"> </w:t>
-      </w:r>
-      <w:proofErr w:type="spellStart"/>
-      <w:r>
-        <w:rPr>
-          <w:rFonts w:asciiTheme="minorHAnsi" w:eastAsia="Times New Roman" w:hAnsiTheme="minorHAnsi" w:cstheme="minorHAnsi"/>
-          <w:color w:val="auto"/>
-          <w:sz w:val="22"/>
-          <w:szCs w:val="22"/>
-          <w:lang w:eastAsia="de-DE"/>
-        </w:rPr>
-        <w:t>up</w:t>
-      </w:r>
-      <w:proofErr w:type="spellEnd"/>
-      <w:r>
-        <w:rPr>
-          <w:rFonts w:asciiTheme="minorHAnsi" w:eastAsia="Times New Roman" w:hAnsiTheme="minorHAnsi" w:cstheme="minorHAnsi"/>
-          <w:color w:val="auto"/>
-          <w:sz w:val="22"/>
-          <w:szCs w:val="22"/>
-          <w:lang w:eastAsia="de-DE"/>
-        </w:rPr>
-        <w:t>“</w:t>
-      </w:r>
-    </w:p>
-    <w:p>
-      <w:pPr>
-        <w:pStyle w:val="berschrift2"/>
-        <w:numPr>
-          <w:ilvl w:val="0"/>
-          <w:numId w:val="53"/>
-        </w:numPr>
-        <w:rPr>
-          <w:rFonts w:asciiTheme="minorHAnsi" w:eastAsia="Times New Roman" w:hAnsiTheme="minorHAnsi" w:cstheme="minorHAnsi"/>
-          <w:color w:val="auto"/>
-          <w:sz w:val="22"/>
-          <w:szCs w:val="22"/>
-          <w:lang w:eastAsia="de-DE"/>
-        </w:rPr>
-      </w:pPr>
-      <w:r>
-        <w:rPr>
-          <w:rFonts w:asciiTheme="minorHAnsi" w:eastAsia="Times New Roman" w:hAnsiTheme="minorHAnsi" w:cstheme="minorHAnsi"/>
-          <w:color w:val="auto"/>
-          <w:sz w:val="22"/>
-          <w:szCs w:val="22"/>
-          <w:lang w:eastAsia="de-DE"/>
-        </w:rPr>
-        <w:t>Alle Services laufen innerhalb von Containern</w:t>
-      </w:r>
-    </w:p>
-    <w:p>
-      <w:pPr>
-        <w:pStyle w:val="berschrift2"/>
-        <w:rPr>
-          <w:rFonts w:asciiTheme="minorHAnsi" w:eastAsia="Times New Roman" w:hAnsiTheme="minorHAnsi" w:cstheme="minorHAnsi"/>
-          <w:color w:val="auto"/>
-          <w:sz w:val="22"/>
-          <w:szCs w:val="22"/>
-          <w:lang w:eastAsia="de-DE"/>
-        </w:rPr>
-      </w:pPr>
-    </w:p>
-    <w:p>
-      <w:pPr>
-        <w:pStyle w:val="berschrift2"/>
-        <w:rPr>
-          <w:rFonts w:asciiTheme="minorHAnsi" w:eastAsia="Times New Roman" w:hAnsiTheme="minorHAnsi" w:cstheme="minorHAnsi"/>
-          <w:color w:val="auto"/>
-          <w:sz w:val="22"/>
-          <w:szCs w:val="22"/>
-          <w:lang w:eastAsia="de-DE"/>
-        </w:rPr>
-      </w:pPr>
-      <w:r>
-        <w:rPr>
-          <w:rFonts w:asciiTheme="minorHAnsi" w:eastAsia="Times New Roman" w:hAnsiTheme="minorHAnsi" w:cstheme="minorHAnsi"/>
-          <w:color w:val="auto"/>
-          <w:sz w:val="22"/>
-          <w:szCs w:val="22"/>
-          <w:lang w:eastAsia="de-DE"/>
-        </w:rPr>
-        <w:t>6. Dokumentation</w:t>
-      </w:r>
-    </w:p>
-    <w:p>
-      <w:pPr>
-        <w:pStyle w:val="berschrift2"/>
-        <w:numPr>
-          <w:ilvl w:val="0"/>
-          <w:numId w:val="55"/>
-        </w:numPr>
-        <w:rPr>
-          <w:rFonts w:asciiTheme="minorHAnsi" w:eastAsia="Times New Roman" w:hAnsiTheme="minorHAnsi" w:cstheme="minorHAnsi"/>
-          <w:color w:val="auto"/>
-          <w:sz w:val="22"/>
-          <w:szCs w:val="22"/>
-          <w:lang w:eastAsia="de-DE"/>
-        </w:rPr>
-      </w:pPr>
-      <w:r>
-        <w:rPr>
-          <w:rFonts w:asciiTheme="minorHAnsi" w:eastAsia="Times New Roman" w:hAnsiTheme="minorHAnsi" w:cstheme="minorHAnsi"/>
-          <w:color w:val="auto"/>
-          <w:sz w:val="22"/>
-          <w:szCs w:val="22"/>
-          <w:lang w:eastAsia="de-DE"/>
-        </w:rPr>
-        <w:t>README-Datei mit:</w:t>
-      </w:r>
-    </w:p>
-    <w:p>
-      <w:pPr>
-        <w:pStyle w:val="berschrift2"/>
-        <w:numPr>
-          <w:ilvl w:val="1"/>
-          <w:numId w:val="55"/>
-        </w:numPr>
-        <w:rPr>
-          <w:rFonts w:asciiTheme="minorHAnsi" w:eastAsia="Times New Roman" w:hAnsiTheme="minorHAnsi" w:cstheme="minorHAnsi"/>
-          <w:color w:val="auto"/>
-          <w:sz w:val="22"/>
-          <w:szCs w:val="22"/>
-          <w:lang w:eastAsia="de-DE"/>
-        </w:rPr>
-      </w:pPr>
-      <w:r>
-        <w:rPr>
-          <w:rFonts w:asciiTheme="minorHAnsi" w:eastAsia="Times New Roman" w:hAnsiTheme="minorHAnsi" w:cstheme="minorHAnsi"/>
-          <w:color w:val="auto"/>
-          <w:sz w:val="22"/>
-          <w:szCs w:val="22"/>
-          <w:lang w:eastAsia="de-DE"/>
-        </w:rPr>
-        <w:t>Installationsanleitung</w:t>
-      </w:r>
-    </w:p>
-    <w:p>
-      <w:pPr>
-        <w:pStyle w:val="berschrift2"/>
-        <w:numPr>
-          <w:ilvl w:val="1"/>
-          <w:numId w:val="55"/>
-        </w:numPr>
-        <w:rPr>
-          <w:rFonts w:asciiTheme="minorHAnsi" w:eastAsia="Times New Roman" w:hAnsiTheme="minorHAnsi" w:cstheme="minorHAnsi"/>
-          <w:color w:val="auto"/>
-          <w:sz w:val="22"/>
-          <w:szCs w:val="22"/>
-          <w:lang w:eastAsia="de-DE"/>
-        </w:rPr>
-      </w:pPr>
-      <w:r>
-        <w:rPr>
-          <w:rFonts w:asciiTheme="minorHAnsi" w:eastAsia="Times New Roman" w:hAnsiTheme="minorHAnsi" w:cstheme="minorHAnsi"/>
-          <w:color w:val="auto"/>
-          <w:sz w:val="22"/>
-          <w:szCs w:val="22"/>
-          <w:lang w:eastAsia="de-DE"/>
-        </w:rPr>
-        <w:t>Beschreibung der Nutzung der CLI</w:t>
-      </w:r>
-    </w:p>
-    <w:p>
-      <w:pPr>
-        <w:pStyle w:val="berschrift2"/>
-        <w:numPr>
-          <w:ilvl w:val="1"/>
-          <w:numId w:val="55"/>
-        </w:numPr>
-        <w:rPr>
-          <w:rFonts w:asciiTheme="minorHAnsi" w:eastAsia="Times New Roman" w:hAnsiTheme="minorHAnsi" w:cstheme="minorHAnsi"/>
-          <w:color w:val="auto"/>
-          <w:sz w:val="22"/>
-          <w:szCs w:val="22"/>
-          <w:lang w:eastAsia="de-DE"/>
-        </w:rPr>
-      </w:pPr>
-      <w:r>
-        <w:rPr>
-          <w:rFonts w:asciiTheme="minorHAnsi" w:eastAsia="Times New Roman" w:hAnsiTheme="minorHAnsi" w:cstheme="minorHAnsi"/>
-          <w:color w:val="auto"/>
-          <w:sz w:val="22"/>
-          <w:szCs w:val="22"/>
-          <w:lang w:eastAsia="de-DE"/>
-        </w:rPr>
-        <w:t>Übersicht der unterstützten Technologien</w:t>
-      </w:r>
-    </w:p>
-    <w:p>
-      <w:pPr>
-        <w:pStyle w:val="berschrift2"/>
-        <w:numPr>
-          <w:ilvl w:val="0"/>
-          <w:numId w:val="55"/>
-        </w:numPr>
-        <w:rPr>
-          <w:rFonts w:asciiTheme="minorHAnsi" w:eastAsia="Times New Roman" w:hAnsiTheme="minorHAnsi" w:cstheme="minorHAnsi"/>
-          <w:color w:val="auto"/>
-          <w:sz w:val="22"/>
-          <w:szCs w:val="22"/>
-          <w:lang w:eastAsia="de-DE"/>
-        </w:rPr>
-      </w:pPr>
-      <w:r>
-        <w:rPr>
-          <w:rFonts w:asciiTheme="minorHAnsi" w:eastAsia="Times New Roman" w:hAnsiTheme="minorHAnsi" w:cstheme="minorHAnsi"/>
-          <w:color w:val="auto"/>
-          <w:sz w:val="22"/>
-          <w:szCs w:val="22"/>
-          <w:lang w:eastAsia="de-DE"/>
-        </w:rPr>
-        <w:t>Kurze technische Beschreibung der Architektur</w:t>
-      </w:r>
-    </w:p>
-    <w:p>
-      <w:pPr>
-        <w:pStyle w:val="berschrift2"/>
-        <w:rPr>
-          <w:rFonts w:asciiTheme="minorHAnsi" w:eastAsia="Times New Roman" w:hAnsiTheme="minorHAnsi" w:cstheme="minorHAnsi"/>
-          <w:color w:val="auto"/>
-          <w:sz w:val="22"/>
-          <w:szCs w:val="22"/>
-          <w:lang w:eastAsia="de-DE"/>
-        </w:rPr>
-      </w:pPr>
-    </w:p>
-    <w:p>
-      <w:pPr>
-        <w:pStyle w:val="berschrift2"/>
-        <w:rPr>
-          <w:rFonts w:asciiTheme="minorHAnsi" w:eastAsia="Times New Roman" w:hAnsiTheme="minorHAnsi" w:cstheme="minorHAnsi"/>
-          <w:color w:val="auto"/>
-          <w:sz w:val="22"/>
-          <w:szCs w:val="22"/>
-          <w:lang w:eastAsia="de-DE"/>
-        </w:rPr>
-      </w:pPr>
-      <w:r>
-        <w:rPr>
-          <w:rFonts w:asciiTheme="minorHAnsi" w:eastAsia="Times New Roman" w:hAnsiTheme="minorHAnsi" w:cstheme="minorHAnsi"/>
-          <w:color w:val="auto"/>
-          <w:sz w:val="22"/>
-          <w:szCs w:val="22"/>
-          <w:lang w:eastAsia="de-DE"/>
-        </w:rPr>
-        <w:t>7. Quellcode</w:t>
-      </w:r>
-    </w:p>
-    <w:p>
-      <w:pPr>
-        <w:pStyle w:val="berschrift2"/>
-        <w:numPr>
-          <w:ilvl w:val="0"/>
-          <w:numId w:val="56"/>
-        </w:numPr>
-        <w:rPr>
-          <w:rFonts w:asciiTheme="minorHAnsi" w:eastAsia="Times New Roman" w:hAnsiTheme="minorHAnsi" w:cstheme="minorHAnsi"/>
-          <w:color w:val="auto"/>
-          <w:sz w:val="22"/>
-          <w:szCs w:val="22"/>
-          <w:lang w:eastAsia="de-DE"/>
-        </w:rPr>
-      </w:pPr>
-      <w:r>
-        <w:rPr>
-          <w:rFonts w:asciiTheme="minorHAnsi" w:eastAsia="Times New Roman" w:hAnsiTheme="minorHAnsi" w:cstheme="minorHAnsi"/>
-          <w:color w:val="auto"/>
-          <w:sz w:val="22"/>
-          <w:szCs w:val="22"/>
-          <w:lang w:eastAsia="de-DE"/>
-        </w:rPr>
-        <w:t>Vollständiger, versionierter Projektcode</w:t>
-      </w:r>
-    </w:p>
-    <w:p>
-      <w:pPr>
-        <w:pStyle w:val="berschrift2"/>
-        <w:numPr>
-          <w:ilvl w:val="0"/>
-          <w:numId w:val="56"/>
-        </w:numPr>
-        <w:rPr>
-          <w:rFonts w:asciiTheme="minorHAnsi" w:eastAsia="Times New Roman" w:hAnsiTheme="minorHAnsi" w:cstheme="minorHAnsi"/>
-          <w:color w:val="auto"/>
-          <w:sz w:val="22"/>
-          <w:szCs w:val="22"/>
-          <w:lang w:eastAsia="de-DE"/>
-        </w:rPr>
-      </w:pPr>
-      <w:r>
-        <w:rPr>
-          <w:rFonts w:asciiTheme="minorHAnsi" w:eastAsia="Times New Roman" w:hAnsiTheme="minorHAnsi" w:cstheme="minorHAnsi"/>
-          <w:color w:val="auto"/>
-          <w:sz w:val="22"/>
-          <w:szCs w:val="22"/>
-          <w:lang w:eastAsia="de-DE"/>
-        </w:rPr>
-        <w:t>Modularer Aufbau zur Erweiterbarkeit</w:t>
-      </w:r>
-    </w:p>
-    <w:p>
-      <w:pPr>
-        <w:rPr>
-          <w:lang w:eastAsia="de-DE"/>
-        </w:rPr>
-      </w:pPr>
-    </w:p>
-    <w:p>
-      <w:pPr>
-        <w:pStyle w:val="berschrift2"/>
-        <w:rPr>
-          <w:rFonts w:asciiTheme="minorHAnsi" w:eastAsia="Times New Roman" w:hAnsiTheme="minorHAnsi" w:cstheme="minorHAnsi"/>
-          <w:color w:val="auto"/>
-          <w:sz w:val="22"/>
-          <w:szCs w:val="22"/>
-          <w:lang w:eastAsia="de-DE"/>
-        </w:rPr>
-      </w:pPr>
-    </w:p>
-    <w:p>
-      <w:pPr>
-        <w:pStyle w:val="berschrift2"/>
-      </w:pPr>
-      <w:r>
-        <w:t>7.3 Abnahmekriterien</w:t>
-      </w:r>
-      <w:bookmarkEnd w:id="40"/>
-    </w:p>
-    <w:p>
-      <w:pPr>
-        <w:pStyle w:val="p1"/>
-        <w:rPr>
-          <w:rFonts w:asciiTheme="minorHAnsi" w:hAnsiTheme="minorHAnsi" w:cstheme="minorHAnsi"/>
-          <w:sz w:val="22"/>
-          <w:szCs w:val="22"/>
-        </w:rPr>
-      </w:pPr>
-      <w:r>
-        <w:rPr>
-          <w:rFonts w:asciiTheme="minorHAnsi" w:hAnsiTheme="minorHAnsi" w:cstheme="minorHAnsi"/>
-          <w:sz w:val="22"/>
-          <w:szCs w:val="22"/>
-        </w:rPr>
-        <w:t xml:space="preserve">Die Abnahme erfolgt ausschließlich, wenn alle folgenden Kriterien </w:t>
-      </w:r>
-      <w:proofErr w:type="gramStart"/>
-      <w:r>
-        <w:rPr>
-          <w:rFonts w:asciiTheme="minorHAnsi" w:hAnsiTheme="minorHAnsi" w:cstheme="minorHAnsi"/>
-          <w:sz w:val="22"/>
-          <w:szCs w:val="22"/>
-        </w:rPr>
-        <w:t>erfüllt</w:t>
-      </w:r>
-      <w:proofErr w:type="gramEnd"/>
-      <w:r>
-        <w:rPr>
-          <w:rFonts w:asciiTheme="minorHAnsi" w:hAnsiTheme="minorHAnsi" w:cstheme="minorHAnsi"/>
-          <w:sz w:val="22"/>
-          <w:szCs w:val="22"/>
-        </w:rPr>
-        <w:t xml:space="preserve"> </w:t>
-      </w:r>
-      <w:r>
-        <w:rPr>
-          <w:rFonts w:asciiTheme="minorHAnsi" w:hAnsiTheme="minorHAnsi" w:cstheme="minorHAnsi"/>
-          <w:sz w:val="22"/>
-          <w:szCs w:val="22"/>
-        </w:rPr>
-        <w:t>sind:</w:t>
-      </w:r>
-    </w:p>
-    <w:p>
-      <w:pPr>
-        <w:rPr>
-          <w:lang w:eastAsia="de-DE"/>
-        </w:rPr>
-      </w:pPr>
-    </w:p>
-    <w:p>
-      <w:pPr>
-        <w:rPr>
-          <w:lang w:eastAsia="de-DE"/>
-        </w:rPr>
-      </w:pPr>
-      <w:r>
-        <w:rPr>
-          <w:lang w:eastAsia="de-DE"/>
-        </w:rPr>
-        <w:t>1. Funktionalität der CLI</w:t>
-      </w:r>
-    </w:p>
-    <w:p>
-      <w:pPr>
-        <w:rPr>
-          <w:lang w:eastAsia="de-DE"/>
-        </w:rPr>
-      </w:pPr>
-      <w:r>
-        <w:rPr>
-          <w:lang w:eastAsia="de-DE"/>
-        </w:rPr>
-        <w:t>- Die CLI startet ohne Fehler</w:t>
-      </w:r>
-    </w:p>
-    <w:p>
-      <w:pPr>
-        <w:rPr>
-          <w:lang w:eastAsia="de-DE"/>
-        </w:rPr>
-      </w:pPr>
-      <w:r>
-        <w:rPr>
-          <w:lang w:eastAsia="de-DE"/>
-        </w:rPr>
-        <w:t>- Benutzer kann interaktiv Frontend, Backend und Datenbank auswählen</w:t>
-      </w:r>
-    </w:p>
-    <w:p>
-      <w:pPr>
-        <w:rPr>
-          <w:lang w:eastAsia="de-DE"/>
-        </w:rPr>
-      </w:pPr>
-      <w:r>
-        <w:rPr>
-          <w:lang w:eastAsia="de-DE"/>
-        </w:rPr>
-        <w:t>- Ungültige Eingaben werden abgefangen und führen nicht zum Absturz</w:t>
-      </w:r>
-    </w:p>
-    <w:p>
-      <w:pPr>
-        <w:rPr>
-          <w:lang w:eastAsia="de-DE"/>
-        </w:rPr>
-      </w:pPr>
-    </w:p>
-    <w:p>
-      <w:pPr>
-        <w:rPr>
-          <w:lang w:eastAsia="de-DE"/>
-        </w:rPr>
-      </w:pPr>
-      <w:r>
-        <w:rPr>
-          <w:lang w:eastAsia="de-DE"/>
-        </w:rPr>
-        <w:t>2. Projekterstellung</w:t>
-      </w:r>
-    </w:p>
-    <w:p>
-      <w:pPr>
-        <w:rPr>
-          <w:lang w:eastAsia="de-DE"/>
-        </w:rPr>
-      </w:pPr>
-      <w:r>
-        <w:rPr>
-          <w:lang w:eastAsia="de-DE"/>
-        </w:rPr>
-        <w:t>- Nach Abschluss der Konfiguration wird automatisch eine Projektstruktur erzeugt</w:t>
-      </w:r>
-    </w:p>
-    <w:p>
-      <w:pPr>
-        <w:rPr>
-          <w:lang w:eastAsia="de-DE"/>
-        </w:rPr>
-      </w:pPr>
-      <w:r>
-        <w:rPr>
-          <w:lang w:eastAsia="de-DE"/>
-        </w:rPr>
-        <w:t>- Alle erforderlichen Dateien werden generiert</w:t>
-      </w:r>
-    </w:p>
-    <w:p>
-      <w:pPr>
-        <w:rPr>
-          <w:lang w:eastAsia="de-DE"/>
-        </w:rPr>
-      </w:pPr>
-      <w:r>
-        <w:rPr>
-          <w:lang w:eastAsia="de-DE"/>
-        </w:rPr>
-        <w:t>- Die Struktur entspricht der definierten Vorgabe</w:t>
-      </w:r>
-    </w:p>
-    <w:p>
-      <w:pPr>
-        <w:rPr>
-          <w:lang w:eastAsia="de-DE"/>
-        </w:rPr>
-      </w:pPr>
-    </w:p>
-    <w:p>
-      <w:pPr>
-        <w:rPr>
-          <w:lang w:eastAsia="de-DE"/>
-        </w:rPr>
-      </w:pPr>
-      <w:r>
-        <w:rPr>
-          <w:lang w:eastAsia="de-DE"/>
-        </w:rPr>
-        <w:t>3. Abhängigkeitsinstallation</w:t>
-      </w:r>
-    </w:p>
-    <w:p>
-      <w:pPr>
-        <w:rPr>
-          <w:lang w:eastAsia="de-DE"/>
-        </w:rPr>
-      </w:pPr>
-      <w:r>
-        <w:rPr>
-          <w:lang w:eastAsia="de-DE"/>
-        </w:rPr>
-        <w:t>- Alle benötigten Abhängigkeiten werden automatisch installiert</w:t>
-      </w:r>
-    </w:p>
-    <w:p>
-      <w:pPr>
-        <w:rPr>
-          <w:lang w:eastAsia="de-DE"/>
-        </w:rPr>
-      </w:pPr>
-      <w:r>
-        <w:rPr>
-          <w:lang w:eastAsia="de-DE"/>
-        </w:rPr>
-        <w:t>- Es treten keine Fehler während der Installation auf</w:t>
-      </w:r>
-    </w:p>
-    <w:p>
-      <w:pPr>
-        <w:rPr>
-          <w:lang w:eastAsia="de-DE"/>
-        </w:rPr>
-      </w:pPr>
-    </w:p>
-    <w:p>
-      <w:pPr>
-        <w:rPr>
-          <w:lang w:eastAsia="de-DE"/>
-        </w:rPr>
-      </w:pPr>
-      <w:r>
-        <w:rPr>
-          <w:lang w:eastAsia="de-DE"/>
-        </w:rPr>
-        <w:t>4. Containerisierung</w:t>
-      </w:r>
-    </w:p>
-    <w:p>
-      <w:pPr>
-        <w:rPr>
-          <w:lang w:eastAsia="de-DE"/>
-        </w:rPr>
-      </w:pPr>
-      <w:r>
-        <w:rPr>
-          <w:lang w:eastAsia="de-DE"/>
-        </w:rPr>
-        <w:t>- Für jeden Service existiert ein gültiges Containerfile</w:t>
-      </w:r>
-    </w:p>
-    <w:p>
-      <w:pPr>
-        <w:rPr>
-          <w:lang w:eastAsia="de-DE"/>
-        </w:rPr>
-      </w:pPr>
-      <w:r>
-        <w:rPr>
-          <w:lang w:eastAsia="de-DE"/>
-        </w:rPr>
-        <w:t xml:space="preserve">- Die </w:t>
-      </w:r>
-      <w:proofErr w:type="spellStart"/>
-      <w:r>
-        <w:rPr>
-          <w:lang w:eastAsia="de-DE"/>
-        </w:rPr>
-        <w:t>podman-compose.yml</w:t>
-      </w:r>
-      <w:proofErr w:type="spellEnd"/>
-      <w:r>
-        <w:rPr>
-          <w:lang w:eastAsia="de-DE"/>
-        </w:rPr>
-        <w:t xml:space="preserve"> ist syntaktisch korrekt</w:t>
-      </w:r>
-    </w:p>
-    <w:p>
-      <w:pPr>
-        <w:rPr>
-          <w:lang w:eastAsia="de-DE"/>
-        </w:rPr>
-      </w:pPr>
-      <w:r>
-        <w:rPr>
-          <w:lang w:eastAsia="de-DE"/>
-        </w:rPr>
-        <w:t>- Alle Services sind korrekt konfiguriert</w:t>
-      </w:r>
-    </w:p>
-    <w:p>
-      <w:pPr>
-        <w:rPr>
-          <w:lang w:eastAsia="de-DE"/>
-        </w:rPr>
-      </w:pPr>
-    </w:p>
-    <w:p>
-      <w:pPr>
-        <w:rPr>
-          <w:lang w:eastAsia="de-DE"/>
-        </w:rPr>
-      </w:pPr>
-      <w:r>
-        <w:rPr>
-          <w:lang w:eastAsia="de-DE"/>
-        </w:rPr>
-        <w:t>5. Startfähigkeit</w:t>
-      </w:r>
-    </w:p>
-    <w:p>
-      <w:pPr>
-        <w:rPr>
-          <w:lang w:eastAsia="de-DE"/>
-        </w:rPr>
-      </w:pPr>
-      <w:r>
-        <w:rPr>
-          <w:lang w:eastAsia="de-DE"/>
-        </w:rPr>
-        <w:t>- Die Umgebung lässt sich mit „</w:t>
-      </w:r>
-      <w:proofErr w:type="spellStart"/>
-      <w:r>
-        <w:rPr>
-          <w:lang w:eastAsia="de-DE"/>
-        </w:rPr>
-        <w:t>podman-compose</w:t>
-      </w:r>
-      <w:proofErr w:type="spellEnd"/>
-      <w:r>
-        <w:rPr>
-          <w:lang w:eastAsia="de-DE"/>
-        </w:rPr>
-        <w:t xml:space="preserve"> </w:t>
-      </w:r>
-      <w:proofErr w:type="spellStart"/>
-      <w:r>
-        <w:rPr>
-          <w:lang w:eastAsia="de-DE"/>
-        </w:rPr>
-        <w:t>up</w:t>
-      </w:r>
-      <w:proofErr w:type="spellEnd"/>
-      <w:r>
-        <w:rPr>
-          <w:lang w:eastAsia="de-DE"/>
-        </w:rPr>
-        <w:t>“ starten</w:t>
-      </w:r>
-    </w:p>
-    <w:p>
-      <w:pPr>
-        <w:rPr>
-          <w:lang w:eastAsia="de-DE"/>
-        </w:rPr>
-      </w:pPr>
-      <w:r>
-        <w:rPr>
-          <w:lang w:eastAsia="de-DE"/>
-        </w:rPr>
-        <w:t>- Es treten keine Fehler beim Start der Container auf</w:t>
-      </w:r>
-    </w:p>
-    <w:p>
-      <w:pPr>
-        <w:rPr>
-          <w:lang w:eastAsia="de-DE"/>
-        </w:rPr>
-      </w:pPr>
-    </w:p>
-    <w:p>
-      <w:pPr>
-        <w:rPr>
-          <w:lang w:eastAsia="de-DE"/>
-        </w:rPr>
-      </w:pPr>
-      <w:r>
-        <w:rPr>
-          <w:lang w:eastAsia="de-DE"/>
-        </w:rPr>
-        <w:t>6. Erreichbarkeit der Services</w:t>
-      </w:r>
-    </w:p>
-    <w:p>
-      <w:pPr>
-        <w:rPr>
-          <w:lang w:eastAsia="de-DE"/>
-        </w:rPr>
-      </w:pPr>
-      <w:r>
-        <w:rPr>
-          <w:lang w:eastAsia="de-DE"/>
-        </w:rPr>
-        <w:t>- Das Frontend ist im Browser erreichbar</w:t>
-      </w:r>
-    </w:p>
-    <w:p>
-      <w:pPr>
-        <w:rPr>
-          <w:lang w:eastAsia="de-DE"/>
-        </w:rPr>
-      </w:pPr>
-      <w:r>
-        <w:rPr>
-          <w:lang w:eastAsia="de-DE"/>
-        </w:rPr>
-        <w:t>- Das Backend liefert gültige Antworten (z. B. API-Endpunkte)</w:t>
-      </w:r>
-    </w:p>
-    <w:p>
-      <w:pPr>
-        <w:rPr>
-          <w:lang w:eastAsia="de-DE"/>
-        </w:rPr>
-      </w:pPr>
-      <w:r>
-        <w:rPr>
-          <w:lang w:eastAsia="de-DE"/>
-        </w:rPr>
-        <w:t>- Die Datenbank ist vom Backend erreichbar</w:t>
-      </w:r>
-    </w:p>
-    <w:p>
-      <w:pPr>
-        <w:rPr>
-          <w:lang w:eastAsia="de-DE"/>
-        </w:rPr>
-      </w:pPr>
-    </w:p>
-    <w:p>
-      <w:pPr>
-        <w:rPr>
-          <w:lang w:eastAsia="de-DE"/>
-        </w:rPr>
-      </w:pPr>
-      <w:r>
-        <w:rPr>
-          <w:lang w:eastAsia="de-DE"/>
-        </w:rPr>
-        <w:t>7. Stabilität</w:t>
-      </w:r>
-    </w:p>
-    <w:p>
-      <w:pPr>
-        <w:rPr>
-          <w:lang w:eastAsia="de-DE"/>
-        </w:rPr>
-      </w:pPr>
-      <w:r>
-        <w:rPr>
-          <w:lang w:eastAsia="de-DE"/>
-        </w:rPr>
-        <w:t>- Die Anwendung läuft bei mehrfacher Nutzung reproduzierbar</w:t>
-      </w:r>
-    </w:p>
-    <w:p>
-      <w:pPr>
-        <w:rPr>
-          <w:lang w:eastAsia="de-DE"/>
-        </w:rPr>
-      </w:pPr>
-      <w:r>
-        <w:rPr>
-          <w:lang w:eastAsia="de-DE"/>
-        </w:rPr>
-        <w:lastRenderedPageBreak/>
-        <w:t>- Es treten keine kritischen Abstürze auf</w:t>
-      </w:r>
-    </w:p>
-    <w:p>
-      <w:pPr>
-        <w:rPr>
-          <w:lang w:eastAsia="de-DE"/>
-        </w:rPr>
-      </w:pPr>
-    </w:p>
-    <w:p>
-      <w:pPr>
-        <w:rPr>
-          <w:lang w:eastAsia="de-DE"/>
-        </w:rPr>
-      </w:pPr>
-      <w:r>
-        <w:rPr>
-          <w:lang w:eastAsia="de-DE"/>
-        </w:rPr>
-        <w:t>8. Dokumentation</w:t>
-      </w:r>
-    </w:p>
-    <w:p>
-      <w:pPr>
-        <w:rPr>
-          <w:lang w:eastAsia="de-DE"/>
-        </w:rPr>
-      </w:pPr>
-      <w:r>
-        <w:rPr>
-          <w:lang w:eastAsia="de-DE"/>
-        </w:rPr>
-        <w:t>- Eine vollständige README-Datei ist vorhanden</w:t>
-      </w:r>
-    </w:p>
-    <w:p>
-      <w:pPr>
-        <w:rPr>
-          <w:lang w:eastAsia="de-DE"/>
-        </w:rPr>
-      </w:pPr>
-      <w:r>
-        <w:rPr>
-          <w:lang w:eastAsia="de-DE"/>
-        </w:rPr>
-        <w:t>- Ein neuer Nutzer kann die Anwendung anhand der Dokumentation starten und nutzen</w:t>
-      </w:r>
-    </w:p>
-    <w:p>
-      <w:pPr>
-        <w:pStyle w:val="p1"/>
-        <w:rPr>
-          <w:rFonts w:asciiTheme="minorHAnsi" w:hAnsiTheme="minorHAnsi" w:cstheme="minorHAnsi"/>
-          <w:sz w:val="22"/>
-          <w:szCs w:val="22"/>
-        </w:rPr>
-      </w:pPr>
-    </w:p>
-    <w:p>
-      <w:pPr>
-        <w:pStyle w:val="berschrift2"/>
-      </w:pPr>
-    </w:p>
-    <w:p>
-      <w:pPr>
-        <w:pStyle w:val="berschrift2"/>
-      </w:pPr>
-      <w:bookmarkStart w:id="41" w:name="_Toc225149101"/>
-      <w:r>
-        <w:t>7.4 Abbruchkriterien</w:t>
-      </w:r>
-      <w:bookmarkEnd w:id="41"/>
-    </w:p>
-    <w:p>
-      <w:pPr>
-        <w:pStyle w:val="p1"/>
-        <w:rPr>
-          <w:rFonts w:asciiTheme="minorHAnsi" w:hAnsiTheme="minorHAnsi" w:cstheme="minorHAnsi"/>
-          <w:sz w:val="22"/>
-          <w:szCs w:val="22"/>
-        </w:rPr>
-      </w:pPr>
-      <w:r>
-        <w:rPr>
-          <w:rFonts w:asciiTheme="minorHAnsi" w:hAnsiTheme="minorHAnsi" w:cstheme="minorHAnsi"/>
-          <w:sz w:val="22"/>
-          <w:szCs w:val="22"/>
-        </w:rPr>
-        <w:t>Das Projekt gilt als nicht erfolgreich abgeschlossen bzw. wird abgebrochen, wenn eines oder mehrere der folgenden Kriterien erfüllt sind:</w:t>
-      </w:r>
-    </w:p>
-    <w:p>
-      <w:pPr>
-        <w:pStyle w:val="p1"/>
-        <w:rPr>
-          <w:rFonts w:asciiTheme="minorHAnsi" w:hAnsiTheme="minorHAnsi" w:cstheme="minorHAnsi"/>
-          <w:sz w:val="22"/>
-          <w:szCs w:val="22"/>
-        </w:rPr>
-      </w:pPr>
-      <w:r>
-        <w:rPr>
-          <w:rFonts w:asciiTheme="minorHAnsi" w:hAnsiTheme="minorHAnsi" w:cstheme="minorHAnsi"/>
-          <w:sz w:val="22"/>
-          <w:szCs w:val="22"/>
-        </w:rPr>
         <w:t>1. Grundlegende Funktionsunfähigkeit</w:t>
       </w:r>
     </w:p>
@@ -8949,25 +8574,7 @@
           <w:sz w:val="22"/>
           <w:szCs w:val="22"/>
         </w:rPr>
-        <w:t>„</w:t>
-      </w:r>
-      <w:proofErr w:type="spellStart"/>
-      <w:r>
-        <w:rPr>
-          <w:rFonts w:asciiTheme="minorHAnsi" w:hAnsiTheme="minorHAnsi" w:cstheme="minorHAnsi"/>
-          <w:sz w:val="22"/>
-          <w:szCs w:val="22"/>
-        </w:rPr>
-        <w:t>podman-compose</w:t>
-      </w:r>
-      <w:proofErr w:type="spellEnd"/>
-      <w:r>
-        <w:rPr>
-          <w:rFonts w:asciiTheme="minorHAnsi" w:hAnsiTheme="minorHAnsi" w:cstheme="minorHAnsi"/>
-          <w:sz w:val="22"/>
-          <w:szCs w:val="22"/>
-        </w:rPr>
-        <w:t xml:space="preserve"> </w:t>
+        <w:t xml:space="preserve">„podman-compose </w:t>
       </w:r>
       <w:proofErr w:type="spellStart"/>
       <w:r>
@@ -9035,7 +8642,6 @@
           <w:sz w:val="22"/>
           <w:szCs w:val="22"/>
         </w:rPr>
-        <w:lastRenderedPageBreak/>
         <w:t>6. Nichterreichbarkeit der Services</w:t>
       </w:r>
     </w:p>
@@ -9224,6 +8830,7 @@
           <w:sz w:val="22"/>
           <w:szCs w:val="22"/>
         </w:rPr>
+        <w:lastRenderedPageBreak/>
         <w:t>Wesentliche In-</w:t>
       </w:r>
       <w:proofErr w:type="spellStart"/>
@@ -9387,6 +8994,65 @@
           <w:rFonts w:cstheme="minorHAnsi"/>
         </w:rPr>
       </w:pPr>
+    </w:p>
+    <w:p>
+      <w:pPr>
+        <w:rPr>
+          <w:rFonts w:cstheme="minorHAnsi"/>
+          <w:u w:val="thick"/>
+        </w:rPr>
+      </w:pPr>
+      <w:r>
+        <w:rPr>
+          <w:rFonts w:cstheme="minorHAnsi"/>
+        </w:rPr>
+        <w:t>Unterschrift Auftraggeber</w:t>
+      </w:r>
+      <w:r>
+        <w:rPr>
+          <w:rFonts w:cstheme="minorHAnsi"/>
+        </w:rPr>
+        <w:t>____________________________________________________________</w:t>
+      </w:r>
+    </w:p>
+    <w:p>
+      <w:pPr>
+        <w:rPr>
+          <w:rFonts w:cstheme="minorHAnsi"/>
+          <w:u w:val="thick"/>
+        </w:rPr>
+      </w:pPr>
+    </w:p>
+    <w:p>
+      <w:pPr>
+        <w:rPr>
+          <w:rFonts w:cstheme="minorHAnsi"/>
+        </w:rPr>
+      </w:pPr>
+      <w:r>
+        <w:rPr>
+          <w:rFonts w:cstheme="minorHAnsi"/>
+        </w:rPr>
+        <w:t>Untersc</w:t>
+      </w:r>
+      <w:r>
+        <w:rPr>
+          <w:rFonts w:cstheme="minorHAnsi"/>
+        </w:rPr>
+        <w:t>hrift Auszubildender</w:t>
+      </w:r>
+      <w:r>
+        <w:rPr>
+          <w:rFonts w:cstheme="minorHAnsi"/>
+        </w:rPr>
+        <w:t>__________________________________________________________</w:t>
+      </w:r>
+      <w:r>
+        <w:rPr>
+          <w:rFonts w:cstheme="minorHAnsi"/>
+        </w:rPr>
+        <w:t>_</w:t>
+      </w:r>
     </w:p>
     <w:sectPr>
       <w:footerReference w:type="default" r:id="rId12"/>
@@ -17887,6 +17553,7 @@
   <w:style w:type="character" w:default="1" w:styleId="Absatz-Standardschriftart">
     <w:name w:val="Default Paragraph Font"/>
     <w:uiPriority w:val="1"/>
+    <w:semiHidden/>
     <w:unhideWhenUsed/>
   </w:style>
   <w:style w:type="table" w:default="1" w:styleId="NormaleTabelle">
@@ -18588,10 +18255,6 @@
 </file>
 
 <file path=customXml/item1.xml><?xml version="1.0" encoding="utf-8"?>
-<b:Sources xmlns:b="http://schemas.openxmlformats.org/officeDocument/2006/bibliography" xmlns="http://schemas.openxmlformats.org/officeDocument/2006/bibliography" SelectedStyle="\APASixthEditionOfficeOnline.xsl" StyleName="APA" Version="6"/>
-</file>
-
-<file path=customXml/item2.xml><?xml version="1.0" encoding="utf-8"?>
 <?mso-contentType ?>
 <FormTemplates xmlns="http://schemas.microsoft.com/sharepoint/v3/contenttype/forms">
   <Display>DocumentLibraryForm</Display>
@@ -18600,7 +18263,24 @@
 </FormTemplates>
 </file>
 
+<file path=customXml/item2.xml><?xml version="1.0" encoding="utf-8"?>
+<b:Sources xmlns:b="http://schemas.openxmlformats.org/officeDocument/2006/bibliography" xmlns="http://schemas.openxmlformats.org/officeDocument/2006/bibliography" SelectedStyle="\APASixthEditionOfficeOnline.xsl" StyleName="APA" Version="6"/>
+</file>
+
 <file path=customXml/item3.xml><?xml version="1.0" encoding="utf-8"?>
+<p:properties xmlns:p="http://schemas.microsoft.com/office/2006/metadata/properties" xmlns:xsi="http://www.w3.org/2001/XMLSchema-instance" xmlns:pc="http://schemas.microsoft.com/office/infopath/2007/PartnerControls">
+  <documentManagement>
+    <lcf76f155ced4ddcb4097134ff3c332f xmlns="d8713921-ea06-4982-babe-663e602d233a">
+      <Terms xmlns="http://schemas.microsoft.com/office/infopath/2007/PartnerControls"/>
+    </lcf76f155ced4ddcb4097134ff3c332f>
+    <TaxCatchAll xmlns="8cf8b716-41e7-4309-ade8-e958aed37dc5" xsi:nil="true"/>
+    <_ip_UnifiedCompliancePolicyUIAction xmlns="http://schemas.microsoft.com/sharepoint/v3" xsi:nil="true"/>
+    <_ip_UnifiedCompliancePolicyProperties xmlns="http://schemas.microsoft.com/sharepoint/v3" xsi:nil="true"/>
+  </documentManagement>
+</p:properties>
+</file>
+
+<file path=customXml/item4.xml><?xml version="1.0" encoding="utf-8"?>
 <ct:contentTypeSchema xmlns:ct="http://schemas.microsoft.com/office/2006/metadata/contentType" xmlns:ma="http://schemas.microsoft.com/office/2006/metadata/properties/metaAttributes" ct:_="" ma:_="" ma:contentTypeName="Document" ma:contentTypeID="0x010100B2B2414F51209C4889A77C83DFC13516" ma:contentTypeVersion="22" ma:contentTypeDescription="Create a new document." ma:contentTypeScope="" ma:versionID="f2557d2f29a3839f6092d2cfd553b44b">
   <xsd:schema xmlns:xsd="http://www.w3.org/2001/XMLSchema" xmlns:xs="http://www.w3.org/2001/XMLSchema" xmlns:p="http://schemas.microsoft.com/office/2006/metadata/properties" xmlns:ns1="http://schemas.microsoft.com/sharepoint/v3" xmlns:ns2="d8713921-ea06-4982-babe-663e602d233a" xmlns:ns3="8cf8b716-41e7-4309-ade8-e958aed37dc5" targetNamespace="http://schemas.microsoft.com/office/2006/metadata/properties" ma:root="true" ma:fieldsID="a4560fbd7b0d466bf88880b7e5e2fef7" ns1:_="" ns2:_="" ns3:_="">
     <xsd:import namespace="http://schemas.microsoft.com/sharepoint/v3"/>
@@ -18878,20 +18558,15 @@
 </ct:contentTypeSchema>
 </file>
 
-<file path=customXml/item4.xml><?xml version="1.0" encoding="utf-8"?>
-<p:properties xmlns:p="http://schemas.microsoft.com/office/2006/metadata/properties" xmlns:xsi="http://www.w3.org/2001/XMLSchema-instance" xmlns:pc="http://schemas.microsoft.com/office/infopath/2007/PartnerControls">
-  <documentManagement>
-    <lcf76f155ced4ddcb4097134ff3c332f xmlns="d8713921-ea06-4982-babe-663e602d233a">
-      <Terms xmlns="http://schemas.microsoft.com/office/infopath/2007/PartnerControls"/>
-    </lcf76f155ced4ddcb4097134ff3c332f>
-    <TaxCatchAll xmlns="8cf8b716-41e7-4309-ade8-e958aed37dc5" xsi:nil="true"/>
-    <_ip_UnifiedCompliancePolicyUIAction xmlns="http://schemas.microsoft.com/sharepoint/v3" xsi:nil="true"/>
-    <_ip_UnifiedCompliancePolicyProperties xmlns="http://schemas.microsoft.com/sharepoint/v3" xsi:nil="true"/>
-  </documentManagement>
-</p:properties>
+<file path=customXml/itemProps1.xml><?xml version="1.0" encoding="utf-8"?>
+<ds:datastoreItem xmlns:ds="http://schemas.openxmlformats.org/officeDocument/2006/customXml" ds:itemID="{E5FB441C-543F-49EF-B482-DCE4E5826BDD}">
+  <ds:schemaRefs>
+    <ds:schemaRef ds:uri="http://schemas.microsoft.com/sharepoint/v3/contenttype/forms"/>
+  </ds:schemaRefs>
+</ds:datastoreItem>
 </file>
 
-<file path=customXml/itemProps1.xml><?xml version="1.0" encoding="utf-8"?>
+<file path=customXml/itemProps2.xml><?xml version="1.0" encoding="utf-8"?>
 <ds:datastoreItem xmlns:ds="http://schemas.openxmlformats.org/officeDocument/2006/customXml" ds:itemID="{0D331028-3AD1-4AB7-9564-A7FD34C62E1F}">
   <ds:schemaRefs>
     <ds:schemaRef ds:uri="http://schemas.openxmlformats.org/officeDocument/2006/bibliography"/>
@@ -18899,15 +18574,19 @@
 </ds:datastoreItem>
 </file>
 
-<file path=customXml/itemProps2.xml><?xml version="1.0" encoding="utf-8"?>
-<ds:datastoreItem xmlns:ds="http://schemas.openxmlformats.org/officeDocument/2006/customXml" ds:itemID="{E5FB441C-543F-49EF-B482-DCE4E5826BDD}">
+<file path=customXml/itemProps3.xml><?xml version="1.0" encoding="utf-8"?>
+<ds:datastoreItem xmlns:ds="http://schemas.openxmlformats.org/officeDocument/2006/customXml" ds:itemID="{82190911-41C4-4D06-B794-349FD0AFF145}">
   <ds:schemaRefs>
-    <ds:schemaRef ds:uri="http://schemas.microsoft.com/sharepoint/v3/contenttype/forms"/>
+    <ds:schemaRef ds:uri="http://schemas.microsoft.com/office/2006/metadata/properties"/>
+    <ds:schemaRef ds:uri="http://schemas.microsoft.com/office/infopath/2007/PartnerControls"/>
+    <ds:schemaRef ds:uri="d8713921-ea06-4982-babe-663e602d233a"/>
+    <ds:schemaRef ds:uri="8cf8b716-41e7-4309-ade8-e958aed37dc5"/>
+    <ds:schemaRef ds:uri="http://schemas.microsoft.com/sharepoint/v3"/>
   </ds:schemaRefs>
 </ds:datastoreItem>
 </file>
 
-<file path=customXml/itemProps3.xml><?xml version="1.0" encoding="utf-8"?>
+<file path=customXml/itemProps4.xml><?xml version="1.0" encoding="utf-8"?>
 <ds:datastoreItem xmlns:ds="http://schemas.openxmlformats.org/officeDocument/2006/customXml" ds:itemID="{3E10CB86-A3BA-468D-9192-C82B6A4BC9DC}">
   <ds:schemaRefs>
     <ds:schemaRef ds:uri="http://schemas.microsoft.com/office/2006/metadata/contentType"/>
@@ -18927,18 +18606,6 @@
 </ds:datastoreItem>
 </file>
 
-<file path=customXml/itemProps4.xml><?xml version="1.0" encoding="utf-8"?>
-<ds:datastoreItem xmlns:ds="http://schemas.openxmlformats.org/officeDocument/2006/customXml" ds:itemID="{82190911-41C4-4D06-B794-349FD0AFF145}">
-  <ds:schemaRefs>
-    <ds:schemaRef ds:uri="http://schemas.microsoft.com/office/2006/metadata/properties"/>
-    <ds:schemaRef ds:uri="http://schemas.microsoft.com/office/infopath/2007/PartnerControls"/>
-    <ds:schemaRef ds:uri="d8713921-ea06-4982-babe-663e602d233a"/>
-    <ds:schemaRef ds:uri="8cf8b716-41e7-4309-ade8-e958aed37dc5"/>
-    <ds:schemaRef ds:uri="http://schemas.microsoft.com/sharepoint/v3"/>
-  </ds:schemaRefs>
-</ds:datastoreItem>
-</file>
-
 <file path=docMetadata/LabelInfo.xml><?xml version="1.0" encoding="utf-8"?>
 <clbl:labelList xmlns:clbl="http://schemas.microsoft.com/office/2020/mipLabelMetadata">
   <clbl:label id="{8090e626-f741-48b1-b5cf-6dbc28ecdb52}" enabled="1" method="Standard" siteId="{453fd660-02d5-4abb-9653-e86f1dc115aa}" contentBits="0" removed="0"/>
